--- a/LabGuardian_参赛队作品简介.docx
+++ b/LabGuardian_参赛队作品简介.docx
@@ -1,20 +1,19 @@
 
 <file path=word/document.xml><?xml version="1.0" encoding="utf-8"?>
-<w:document xmlns:o="urn:schemas-microsoft-com:office:office" xmlns:r="http://schemas.openxmlformats.org/officeDocument/2006/relationships" xmlns:v="urn:schemas-microsoft-com:vml" xmlns:w="http://schemas.openxmlformats.org/wordprocessingml/2006/main" xmlns:w10="urn:schemas-microsoft-com:office:word" xmlns:wp="http://schemas.openxmlformats.org/drawingml/2006/wordprocessingDrawing" xmlns:pic="http://schemas.openxmlformats.org/drawingml/2006/picture" xmlns:wps="http://schemas.microsoft.com/office/word/2010/wordprocessingShape" xmlns:wpg="http://schemas.microsoft.com/office/word/2010/wordprocessingGroup" xmlns:mc="http://schemas.openxmlformats.org/markup-compatibility/2006" xmlns:wp14="http://schemas.microsoft.com/office/word/2010/wordprocessingDrawing" xmlns:w14="http://schemas.microsoft.com/office/word/2010/wordml" xmlns:w15="http://schemas.microsoft.com/office/word/2012/wordml" mc:Ignorable="w14 wp14 w15">
+<w:document xmlns:wpc="http://schemas.microsoft.com/office/word/2010/wordprocessingCanvas" xmlns:mc="http://schemas.openxmlformats.org/markup-compatibility/2006" xmlns:o="urn:schemas-microsoft-com:office:office" xmlns:r="http://schemas.openxmlformats.org/officeDocument/2006/relationships" xmlns:m="http://schemas.openxmlformats.org/officeDocument/2006/math" xmlns:v="urn:schemas-microsoft-com:vml" xmlns:wp14="http://schemas.microsoft.com/office/word/2010/wordprocessingDrawing" xmlns:wp="http://schemas.openxmlformats.org/drawingml/2006/wordprocessingDrawing" xmlns:w="http://schemas.openxmlformats.org/wordprocessingml/2006/main" xmlns:w14="http://schemas.microsoft.com/office/word/2010/wordml" xmlns:w10="urn:schemas-microsoft-com:office:word" xmlns:w15="http://schemas.microsoft.com/office/word/2012/wordml" xmlns:wpg="http://schemas.microsoft.com/office/word/2010/wordprocessingGroup" xmlns:wpi="http://schemas.microsoft.com/office/word/2010/wordprocessingInk" xmlns:wne="http://schemas.microsoft.com/office/word/2006/wordml" xmlns:wps="http://schemas.microsoft.com/office/word/2010/wordprocessingShape" xmlns:wpsCustomData="http://www.wps.cn/officeDocument/2013/wpsCustomData" mc:Ignorable="w14 w15 wp14">
   <w:body>
     <w:p>
       <w:pPr>
-        <w:pStyle w:val="Normal"/>
-        <w:spacing w:lineRule="auto" w:line="360"/>
+        <w:spacing w:line="360" w:lineRule="auto"/>
         <w:jc w:val="center"/>
         <w:rPr>
-          <w:rFonts w:eastAsia="黑体;SimHei" w:cs="宋体;SimSun" w:hint="eastAsia"/>
+          <w:rFonts w:hint="eastAsia" w:eastAsia="黑体;SimHei" w:cs="宋体;SimSun"/>
           <w:sz w:val="32"/>
         </w:rPr>
       </w:pPr>
       <w:r>
         <w:rPr>
-          <w:rFonts w:eastAsia="宋体" w:ascii="Times New Roman" w:hAnsi="Times New Roman"/>
+          <w:rFonts w:ascii="Times New Roman" w:hAnsi="Times New Roman" w:eastAsia="宋体"/>
           <w:b/>
           <w:color w:val="000000"/>
           <w:sz w:val="24"/>
@@ -23,7 +22,7 @@
       </w:r>
       <w:r>
         <w:rPr>
-          <w:rFonts w:eastAsia="宋体" w:hint="eastAsia" w:ascii="Times New Roman" w:hAnsi="Times New Roman"/>
+          <w:rFonts w:hint="eastAsia" w:ascii="Times New Roman" w:hAnsi="Times New Roman" w:eastAsia="宋体"/>
           <w:b/>
           <w:color w:val="000000"/>
           <w:sz w:val="24"/>
@@ -32,25 +31,16 @@
       </w:r>
       <w:r>
         <w:rPr>
-          <w:rFonts w:eastAsia="宋体" w:ascii="Times New Roman" w:hAnsi="Times New Roman"/>
+          <w:rFonts w:ascii="Times New Roman" w:hAnsi="Times New Roman" w:eastAsia="宋体"/>
           <w:b/>
           <w:color w:val="000000"/>
           <w:sz w:val="24"/>
         </w:rPr>
-        <w:t>6</w:t>
+        <w:t>6年</w:t>
       </w:r>
       <w:r>
         <w:rPr>
-          <w:rFonts w:eastAsia="宋体" w:ascii="Times New Roman" w:hAnsi="Times New Roman"/>
-          <w:b/>
-          <w:color w:val="000000"/>
-          <w:sz w:val="24"/>
-        </w:rPr>
-        <w:t>年</w:t>
-      </w:r>
-      <w:r>
-        <w:rPr>
-          <w:rFonts w:hint="eastAsia" w:eastAsia="宋体" w:ascii="Times New Roman" w:hAnsi="Times New Roman"/>
+          <w:rFonts w:hint="eastAsia" w:ascii="Times New Roman" w:hAnsi="Times New Roman" w:eastAsia="宋体"/>
           <w:b/>
           <w:color w:val="000000"/>
           <w:sz w:val="24"/>
@@ -59,7 +49,7 @@
       </w:r>
       <w:r>
         <w:rPr>
-          <w:rFonts w:eastAsia="宋体" w:ascii="Times New Roman" w:hAnsi="Times New Roman"/>
+          <w:rFonts w:ascii="Times New Roman" w:hAnsi="Times New Roman" w:eastAsia="宋体"/>
           <w:b/>
           <w:color w:val="000000"/>
           <w:sz w:val="24"/>
@@ -68,51 +58,32 @@
       </w:r>
       <w:r>
         <w:rPr>
-          <w:rFonts w:eastAsia="宋体" w:hint="eastAsia" w:ascii="Times New Roman" w:hAnsi="Times New Roman"/>
+          <w:rFonts w:hint="eastAsia" w:ascii="Times New Roman" w:hAnsi="Times New Roman" w:eastAsia="宋体"/>
           <w:b/>
           <w:color w:val="000000"/>
           <w:sz w:val="24"/>
         </w:rPr>
-        <w:t>AI</w:t>
-      </w:r>
-      <w:r>
-        <w:rPr>
-          <w:rFonts w:hint="eastAsia" w:eastAsia="宋体" w:ascii="Times New Roman" w:hAnsi="Times New Roman"/>
-          <w:b/>
-          <w:color w:val="000000"/>
-          <w:sz w:val="24"/>
-        </w:rPr>
-        <w:t>专题赛</w:t>
+        <w:t>AI专题赛</w:t>
       </w:r>
     </w:p>
     <w:p>
       <w:pPr>
-        <w:pStyle w:val="Normal"/>
-        <w:spacing w:lineRule="auto" w:line="240"/>
+        <w:spacing w:line="240" w:lineRule="auto"/>
         <w:jc w:val="center"/>
         <w:rPr>
-          <w:rFonts w:eastAsia="黑体;SimHei" w:cs="宋体;SimSun" w:hint="eastAsia"/>
+          <w:rFonts w:hint="eastAsia" w:eastAsia="黑体;SimHei" w:cs="宋体;SimSun"/>
           <w:b/>
           <w:bCs/>
           <w:sz w:val="16"/>
         </w:rPr>
       </w:pPr>
-      <w:r>
-        <w:rPr>
-          <w:rFonts w:eastAsia="黑体;SimHei" w:cs="宋体;SimSun" w:hint="eastAsia"/>
-          <w:b/>
-          <w:bCs/>
-          <w:sz w:val="16"/>
-        </w:rPr>
-      </w:r>
     </w:p>
     <w:p>
       <w:pPr>
-        <w:pStyle w:val="Normal"/>
-        <w:spacing w:lineRule="auto" w:line="240"/>
+        <w:spacing w:line="240" w:lineRule="auto"/>
         <w:jc w:val="center"/>
         <w:rPr>
-          <w:rFonts w:eastAsia="黑体;SimHei" w:hint="eastAsia"/>
+          <w:rFonts w:hint="eastAsia" w:eastAsia="黑体;SimHei"/>
           <w:b/>
           <w:bCs/>
           <w:sz w:val="44"/>
@@ -120,7 +91,7 @@
       </w:pPr>
       <w:r>
         <w:rPr>
-          <w:rFonts w:hint="eastAsia" w:eastAsia="宋体" w:ascii="Times New Roman" w:hAnsi="Times New Roman"/>
+          <w:rFonts w:hint="eastAsia" w:ascii="Times New Roman" w:hAnsi="Times New Roman" w:eastAsia="宋体"/>
           <w:b/>
           <w:bCs/>
           <w:sz w:val="28"/>
@@ -130,36 +101,27 @@
     </w:p>
     <w:p>
       <w:pPr>
-        <w:pStyle w:val="Normal"/>
-        <w:spacing w:lineRule="auto" w:line="240"/>
+        <w:spacing w:line="240" w:lineRule="auto"/>
         <w:jc w:val="center"/>
         <w:rPr>
-          <w:rFonts w:eastAsia="黑体;SimHei" w:hint="eastAsia"/>
+          <w:rFonts w:hint="eastAsia" w:eastAsia="黑体;SimHei"/>
           <w:b/>
           <w:bCs/>
           <w:sz w:val="20"/>
         </w:rPr>
       </w:pPr>
-      <w:r>
-        <w:rPr>
-          <w:rFonts w:eastAsia="黑体;SimHei" w:hint="eastAsia"/>
-          <w:b/>
-          <w:bCs/>
-          <w:sz w:val="20"/>
-        </w:rPr>
-      </w:r>
     </w:p>
     <w:tbl>
       <w:tblPr>
+        <w:tblStyle w:val="23"/>
         <w:tblW w:w="9187" w:type="dxa"/>
         <w:jc w:val="center"/>
-        <w:tblInd w:w="0" w:type="dxa"/>
         <w:tblLayout w:type="fixed"/>
         <w:tblCellMar>
           <w:top w:w="57" w:type="dxa"/>
-          <w:start w:w="85" w:type="dxa"/>
+          <w:left w:w="85" w:type="dxa"/>
           <w:bottom w:w="57" w:type="dxa"/>
-          <w:end w:w="85" w:type="dxa"/>
+          <w:right w:w="85" w:type="dxa"/>
         </w:tblCellMar>
       </w:tblPr>
       <w:tblGrid>
@@ -170,22 +132,31 @@
         <w:gridCol w:w="2422"/>
       </w:tblGrid>
       <w:tr>
-        <w:trPr/>
+        <w:tblPrEx>
+          <w:tblCellMar>
+            <w:top w:w="57" w:type="dxa"/>
+            <w:left w:w="85" w:type="dxa"/>
+            <w:bottom w:w="57" w:type="dxa"/>
+            <w:right w:w="85" w:type="dxa"/>
+          </w:tblCellMar>
+        </w:tblPrEx>
+        <w:trPr>
+          <w:jc w:val="center"/>
+        </w:trPr>
         <w:tc>
           <w:tcPr>
             <w:tcW w:w="1921" w:type="dxa"/>
             <w:gridSpan w:val="2"/>
             <w:tcBorders>
-              <w:top w:val="thinThickSmallGap" w:sz="18" w:space="0" w:color="000000"/>
-              <w:start w:val="thinThickSmallGap" w:sz="18" w:space="0" w:color="000000"/>
-              <w:bottom w:val="single" w:sz="4" w:space="0" w:color="000000"/>
-              <w:end w:val="single" w:sz="4" w:space="0" w:color="000000"/>
+              <w:top w:val="thinThickSmallGap" w:color="000000" w:sz="18" w:space="0"/>
+              <w:left w:val="thinThickSmallGap" w:color="000000" w:sz="18" w:space="0"/>
+              <w:bottom w:val="single" w:color="000000" w:sz="4" w:space="0"/>
+              <w:right w:val="single" w:color="000000" w:sz="4" w:space="0"/>
             </w:tcBorders>
             <w:vAlign w:val="center"/>
           </w:tcPr>
           <w:p>
             <w:pPr>
-              <w:pStyle w:val="Normal"/>
               <w:jc w:val="center"/>
               <w:rPr>
                 <w:rFonts w:hint="eastAsia"/>
@@ -212,56 +183,68 @@
             <w:tcW w:w="7266" w:type="dxa"/>
             <w:gridSpan w:val="3"/>
             <w:tcBorders>
-              <w:top w:val="thinThickSmallGap" w:sz="18" w:space="0" w:color="000000"/>
-              <w:start w:val="single" w:sz="4" w:space="0" w:color="000000"/>
-              <w:bottom w:val="single" w:sz="4" w:space="0" w:color="000000"/>
-              <w:end w:val="thinThickSmallGap" w:sz="18" w:space="0" w:color="000000"/>
+              <w:top w:val="thinThickSmallGap" w:color="000000" w:sz="18" w:space="0"/>
+              <w:left w:val="single" w:color="000000" w:sz="4" w:space="0"/>
+              <w:bottom w:val="single" w:color="000000" w:sz="4" w:space="0"/>
+              <w:right w:val="thinThickSmallGap" w:color="000000" w:sz="18" w:space="0"/>
             </w:tcBorders>
             <w:vAlign w:val="center"/>
           </w:tcPr>
           <w:p>
             <w:pPr>
-              <w:pStyle w:val="Style9"/>
-              <w:snapToGrid w:val="false"/>
-              <w:rPr>
-                <w:rFonts w:ascii="Times New Roman" w:hAnsi="Times New Roman" w:hint="eastAsia"/>
-                <w:b/>
-                <w:bCs/>
-                <w:spacing w:val="10"/>
-                <w:sz w:val="28"/>
-                <w:szCs w:val="28"/>
+              <w:pStyle w:val="47"/>
+              <w:snapToGrid w:val="0"/>
+              <w:rPr>
+                <w:rFonts w:hint="eastAsia" w:ascii="宋体" w:hAnsi="宋体" w:eastAsia="宋体" w:cs="宋体"/>
+                <w:b w:val="0"/>
+                <w:bCs w:val="0"/>
+                <w:spacing w:val="10"/>
+                <w:sz w:val="24"/>
+                <w:szCs w:val="24"/>
+                <w:lang w:val="en-US" w:eastAsia="zh-CN"/>
               </w:rPr>
             </w:pPr>
             <w:r>
               <w:rPr>
-                <w:rFonts w:hint="eastAsia" w:ascii="Times New Roman" w:hAnsi="Times New Roman"/>
-                <w:b/>
-                <w:bCs/>
-                <w:spacing w:val="10"/>
-                <w:sz w:val="28"/>
-                <w:szCs w:val="28"/>
-              </w:rPr>
+                <w:rFonts w:hint="eastAsia" w:ascii="宋体" w:hAnsi="宋体" w:eastAsia="宋体" w:cs="宋体"/>
+                <w:b w:val="0"/>
+                <w:bCs w:val="0"/>
+                <w:spacing w:val="10"/>
+                <w:sz w:val="24"/>
+                <w:szCs w:val="24"/>
+                <w:lang w:val="en-US" w:eastAsia="zh-CN"/>
+              </w:rPr>
+              <w:t>北京邮电大学</w:t>
             </w:r>
           </w:p>
         </w:tc>
       </w:tr>
       <w:tr>
-        <w:trPr/>
+        <w:tblPrEx>
+          <w:tblCellMar>
+            <w:top w:w="57" w:type="dxa"/>
+            <w:left w:w="85" w:type="dxa"/>
+            <w:bottom w:w="57" w:type="dxa"/>
+            <w:right w:w="85" w:type="dxa"/>
+          </w:tblCellMar>
+        </w:tblPrEx>
+        <w:trPr>
+          <w:jc w:val="center"/>
+        </w:trPr>
         <w:tc>
           <w:tcPr>
             <w:tcW w:w="1921" w:type="dxa"/>
             <w:gridSpan w:val="2"/>
             <w:tcBorders>
-              <w:top w:val="single" w:sz="4" w:space="0" w:color="000000"/>
-              <w:start w:val="thinThickSmallGap" w:sz="18" w:space="0" w:color="000000"/>
-              <w:bottom w:val="single" w:sz="4" w:space="0" w:color="000000"/>
-              <w:end w:val="single" w:sz="4" w:space="0" w:color="000000"/>
+              <w:top w:val="single" w:color="000000" w:sz="4" w:space="0"/>
+              <w:left w:val="thinThickSmallGap" w:color="000000" w:sz="18" w:space="0"/>
+              <w:bottom w:val="single" w:color="000000" w:sz="4" w:space="0"/>
+              <w:right w:val="single" w:color="000000" w:sz="4" w:space="0"/>
             </w:tcBorders>
             <w:vAlign w:val="center"/>
           </w:tcPr>
           <w:p>
             <w:pPr>
-              <w:pStyle w:val="Normal"/>
               <w:jc w:val="center"/>
               <w:rPr>
                 <w:rFonts w:hint="eastAsia"/>
@@ -288,57 +271,69 @@
             <w:tcW w:w="7266" w:type="dxa"/>
             <w:gridSpan w:val="3"/>
             <w:tcBorders>
-              <w:top w:val="single" w:sz="4" w:space="0" w:color="000000"/>
-              <w:start w:val="single" w:sz="4" w:space="0" w:color="000000"/>
-              <w:bottom w:val="single" w:sz="4" w:space="0" w:color="000000"/>
-              <w:end w:val="thinThickSmallGap" w:sz="18" w:space="0" w:color="000000"/>
+              <w:top w:val="single" w:color="000000" w:sz="4" w:space="0"/>
+              <w:left w:val="single" w:color="000000" w:sz="4" w:space="0"/>
+              <w:bottom w:val="single" w:color="000000" w:sz="4" w:space="0"/>
+              <w:right w:val="thinThickSmallGap" w:color="000000" w:sz="18" w:space="0"/>
             </w:tcBorders>
             <w:vAlign w:val="center"/>
           </w:tcPr>
           <w:p>
             <w:pPr>
-              <w:pStyle w:val="Normal"/>
-              <w:snapToGrid w:val="false"/>
+              <w:snapToGrid w:val="0"/>
               <w:jc w:val="center"/>
               <w:rPr>
-                <w:rFonts w:hint="eastAsia"/>
+                <w:rFonts w:hint="eastAsia" w:eastAsia="宋体;SimSun"/>
                 <w:b/>
                 <w:bCs/>
                 <w:spacing w:val="10"/>
                 <w:sz w:val="28"/>
                 <w:szCs w:val="28"/>
+                <w:lang w:val="en-US" w:eastAsia="zh-CN"/>
               </w:rPr>
             </w:pPr>
             <w:r>
               <w:rPr>
-                <w:rFonts w:hint="eastAsia"/>
-                <w:b/>
-                <w:bCs/>
-                <w:spacing w:val="10"/>
-                <w:sz w:val="28"/>
-                <w:szCs w:val="28"/>
-              </w:rPr>
+                <w:rFonts w:hint="eastAsia" w:ascii="宋体" w:hAnsi="宋体" w:eastAsia="宋体" w:cs="宋体"/>
+                <w:b w:val="0"/>
+                <w:bCs w:val="0"/>
+                <w:color w:val="auto"/>
+                <w:spacing w:val="10"/>
+                <w:sz w:val="24"/>
+                <w:szCs w:val="24"/>
+                <w:lang w:val="en-US" w:eastAsia="zh-CN" w:bidi="ar-SA"/>
+              </w:rPr>
+              <w:t>程琨</w:t>
             </w:r>
           </w:p>
         </w:tc>
       </w:tr>
       <w:tr>
-        <w:trPr/>
+        <w:tblPrEx>
+          <w:tblCellMar>
+            <w:top w:w="57" w:type="dxa"/>
+            <w:left w:w="85" w:type="dxa"/>
+            <w:bottom w:w="57" w:type="dxa"/>
+            <w:right w:w="85" w:type="dxa"/>
+          </w:tblCellMar>
+        </w:tblPrEx>
+        <w:trPr>
+          <w:jc w:val="center"/>
+        </w:trPr>
         <w:tc>
           <w:tcPr>
             <w:tcW w:w="1921" w:type="dxa"/>
             <w:gridSpan w:val="2"/>
             <w:tcBorders>
-              <w:top w:val="single" w:sz="4" w:space="0" w:color="000000"/>
-              <w:start w:val="thinThickSmallGap" w:sz="18" w:space="0" w:color="000000"/>
-              <w:bottom w:val="single" w:sz="4" w:space="0" w:color="000000"/>
-              <w:end w:val="single" w:sz="4" w:space="0" w:color="000000"/>
+              <w:top w:val="single" w:color="000000" w:sz="4" w:space="0"/>
+              <w:left w:val="thinThickSmallGap" w:color="000000" w:sz="18" w:space="0"/>
+              <w:bottom w:val="single" w:color="000000" w:sz="4" w:space="0"/>
+              <w:right w:val="single" w:color="000000" w:sz="4" w:space="0"/>
             </w:tcBorders>
             <w:vAlign w:val="center"/>
           </w:tcPr>
           <w:p>
             <w:pPr>
-              <w:pStyle w:val="Normal"/>
               <w:jc w:val="center"/>
               <w:rPr>
                 <w:rFonts w:hint="eastAsia"/>
@@ -364,36 +359,40 @@
           <w:tcPr>
             <w:tcW w:w="2422" w:type="dxa"/>
             <w:tcBorders>
-              <w:top w:val="single" w:sz="4" w:space="0" w:color="000000"/>
-              <w:start w:val="single" w:sz="4" w:space="0" w:color="000000"/>
-              <w:bottom w:val="single" w:sz="4" w:space="0" w:color="000000"/>
-              <w:end w:val="single" w:sz="4" w:space="0" w:color="000000"/>
+              <w:top w:val="single" w:color="000000" w:sz="4" w:space="0"/>
+              <w:left w:val="single" w:color="000000" w:sz="4" w:space="0"/>
+              <w:bottom w:val="single" w:color="000000" w:sz="4" w:space="0"/>
+              <w:right w:val="single" w:color="000000" w:sz="4" w:space="0"/>
             </w:tcBorders>
             <w:vAlign w:val="center"/>
           </w:tcPr>
           <w:p>
             <w:pPr>
-              <w:pStyle w:val="Normal"/>
-              <w:snapToGrid w:val="false"/>
+              <w:snapToGrid w:val="0"/>
               <w:jc w:val="center"/>
               <w:rPr>
-                <w:rFonts w:hint="eastAsia"/>
-                <w:b/>
-                <w:bCs/>
-                <w:spacing w:val="10"/>
-                <w:sz w:val="28"/>
-                <w:szCs w:val="28"/>
+                <w:rFonts w:hint="eastAsia" w:ascii="宋体" w:hAnsi="宋体" w:eastAsia="宋体" w:cs="宋体"/>
+                <w:b w:val="0"/>
+                <w:bCs w:val="0"/>
+                <w:color w:val="auto"/>
+                <w:spacing w:val="10"/>
+                <w:sz w:val="24"/>
+                <w:szCs w:val="24"/>
+                <w:lang w:val="en-US" w:eastAsia="zh-CN" w:bidi="ar-SA"/>
               </w:rPr>
             </w:pPr>
             <w:r>
               <w:rPr>
-                <w:rFonts w:hint="eastAsia"/>
-                <w:b/>
-                <w:bCs/>
-                <w:spacing w:val="10"/>
-                <w:sz w:val="28"/>
-                <w:szCs w:val="28"/>
-              </w:rPr>
+                <w:rFonts w:hint="eastAsia" w:ascii="宋体" w:hAnsi="宋体" w:eastAsia="宋体" w:cs="宋体"/>
+                <w:b w:val="0"/>
+                <w:bCs w:val="0"/>
+                <w:color w:val="auto"/>
+                <w:spacing w:val="10"/>
+                <w:sz w:val="24"/>
+                <w:szCs w:val="24"/>
+                <w:lang w:val="en-US" w:eastAsia="zh-CN" w:bidi="ar-SA"/>
+              </w:rPr>
+              <w:t>张芯然</w:t>
             </w:r>
           </w:p>
         </w:tc>
@@ -401,28 +400,40 @@
           <w:tcPr>
             <w:tcW w:w="2422" w:type="dxa"/>
             <w:tcBorders>
-              <w:top w:val="single" w:sz="4" w:space="0" w:color="000000"/>
-              <w:start w:val="single" w:sz="4" w:space="0" w:color="000000"/>
-              <w:bottom w:val="single" w:sz="4" w:space="0" w:color="000000"/>
-              <w:end w:val="single" w:sz="4" w:space="0" w:color="000000"/>
+              <w:top w:val="single" w:color="000000" w:sz="4" w:space="0"/>
+              <w:left w:val="single" w:color="000000" w:sz="4" w:space="0"/>
+              <w:bottom w:val="single" w:color="000000" w:sz="4" w:space="0"/>
+              <w:right w:val="single" w:color="000000" w:sz="4" w:space="0"/>
             </w:tcBorders>
             <w:vAlign w:val="center"/>
           </w:tcPr>
           <w:p>
             <w:pPr>
-              <w:pStyle w:val="Normal"/>
-              <w:snapToGrid w:val="false"/>
+              <w:snapToGrid w:val="0"/>
               <w:jc w:val="center"/>
               <w:rPr>
-                <w:sz w:val="28"/>
-                <w:szCs w:val="28"/>
+                <w:rFonts w:hint="default" w:ascii="宋体" w:hAnsi="宋体" w:eastAsia="宋体" w:cs="宋体"/>
+                <w:b w:val="0"/>
+                <w:bCs w:val="0"/>
+                <w:color w:val="auto"/>
+                <w:spacing w:val="10"/>
+                <w:sz w:val="24"/>
+                <w:szCs w:val="24"/>
+                <w:lang w:val="en-US" w:eastAsia="zh-CN" w:bidi="ar-SA"/>
               </w:rPr>
             </w:pPr>
             <w:r>
               <w:rPr>
-                <w:sz w:val="28"/>
-                <w:szCs w:val="28"/>
-              </w:rPr>
+                <w:rFonts w:hint="eastAsia" w:ascii="宋体" w:hAnsi="宋体" w:eastAsia="宋体" w:cs="宋体"/>
+                <w:b w:val="0"/>
+                <w:bCs w:val="0"/>
+                <w:color w:val="auto"/>
+                <w:spacing w:val="10"/>
+                <w:sz w:val="24"/>
+                <w:szCs w:val="24"/>
+                <w:lang w:val="en-US" w:eastAsia="zh-CN" w:bidi="ar-SA"/>
+              </w:rPr>
+              <w:t>刘稣安</w:t>
             </w:r>
           </w:p>
         </w:tc>
@@ -430,49 +441,70 @@
           <w:tcPr>
             <w:tcW w:w="2422" w:type="dxa"/>
             <w:tcBorders>
-              <w:top w:val="single" w:sz="4" w:space="0" w:color="000000"/>
-              <w:start w:val="single" w:sz="4" w:space="0" w:color="000000"/>
-              <w:bottom w:val="single" w:sz="4" w:space="0" w:color="000000"/>
-              <w:end w:val="thinThickSmallGap" w:sz="18" w:space="0" w:color="000000"/>
+              <w:top w:val="single" w:color="000000" w:sz="4" w:space="0"/>
+              <w:left w:val="single" w:color="000000" w:sz="4" w:space="0"/>
+              <w:bottom w:val="single" w:color="000000" w:sz="4" w:space="0"/>
+              <w:right w:val="thinThickSmallGap" w:color="000000" w:sz="18" w:space="0"/>
             </w:tcBorders>
             <w:vAlign w:val="center"/>
           </w:tcPr>
           <w:p>
             <w:pPr>
-              <w:pStyle w:val="Normal"/>
-              <w:snapToGrid w:val="false"/>
+              <w:snapToGrid w:val="0"/>
               <w:jc w:val="center"/>
               <w:rPr>
-                <w:sz w:val="28"/>
-                <w:szCs w:val="28"/>
+                <w:rFonts w:hint="default" w:ascii="宋体" w:hAnsi="宋体" w:eastAsia="宋体" w:cs="宋体"/>
+                <w:b w:val="0"/>
+                <w:bCs w:val="0"/>
+                <w:color w:val="auto"/>
+                <w:spacing w:val="10"/>
+                <w:sz w:val="24"/>
+                <w:szCs w:val="24"/>
+                <w:lang w:val="en-US" w:eastAsia="zh-CN" w:bidi="ar-SA"/>
               </w:rPr>
             </w:pPr>
             <w:r>
               <w:rPr>
-                <w:sz w:val="28"/>
-                <w:szCs w:val="28"/>
-              </w:rPr>
+                <w:rFonts w:hint="eastAsia" w:ascii="宋体" w:hAnsi="宋体" w:eastAsia="宋体" w:cs="宋体"/>
+                <w:b w:val="0"/>
+                <w:bCs w:val="0"/>
+                <w:color w:val="auto"/>
+                <w:spacing w:val="10"/>
+                <w:sz w:val="24"/>
+                <w:szCs w:val="24"/>
+                <w:lang w:val="en-US" w:eastAsia="zh-CN" w:bidi="ar-SA"/>
+              </w:rPr>
+              <w:t>阮佳丽</w:t>
             </w:r>
           </w:p>
         </w:tc>
       </w:tr>
       <w:tr>
-        <w:trPr/>
+        <w:tblPrEx>
+          <w:tblCellMar>
+            <w:top w:w="57" w:type="dxa"/>
+            <w:left w:w="85" w:type="dxa"/>
+            <w:bottom w:w="57" w:type="dxa"/>
+            <w:right w:w="85" w:type="dxa"/>
+          </w:tblCellMar>
+        </w:tblPrEx>
+        <w:trPr>
+          <w:jc w:val="center"/>
+        </w:trPr>
         <w:tc>
           <w:tcPr>
             <w:tcW w:w="1921" w:type="dxa"/>
             <w:gridSpan w:val="2"/>
             <w:tcBorders>
-              <w:top w:val="single" w:sz="4" w:space="0" w:color="000000"/>
-              <w:start w:val="thinThickSmallGap" w:sz="18" w:space="0" w:color="000000"/>
-              <w:bottom w:val="single" w:sz="4" w:space="0" w:color="000000"/>
-              <w:end w:val="single" w:sz="4" w:space="0" w:color="000000"/>
+              <w:top w:val="single" w:color="000000" w:sz="4" w:space="0"/>
+              <w:left w:val="thinThickSmallGap" w:color="000000" w:sz="18" w:space="0"/>
+              <w:bottom w:val="single" w:color="000000" w:sz="4" w:space="0"/>
+              <w:right w:val="single" w:color="000000" w:sz="4" w:space="0"/>
             </w:tcBorders>
             <w:vAlign w:val="center"/>
           </w:tcPr>
           <w:p>
             <w:pPr>
-              <w:pStyle w:val="Normal"/>
               <w:jc w:val="center"/>
               <w:rPr>
                 <w:rFonts w:hint="eastAsia"/>
@@ -495,7 +527,6 @@
           </w:p>
           <w:p>
             <w:pPr>
-              <w:pStyle w:val="Normal"/>
               <w:spacing w:before="120" w:after="0"/>
               <w:jc w:val="center"/>
               <w:rPr>
@@ -521,21 +552,21 @@
             <w:tcW w:w="7266" w:type="dxa"/>
             <w:gridSpan w:val="3"/>
             <w:tcBorders>
-              <w:top w:val="single" w:sz="4" w:space="0" w:color="000000"/>
-              <w:start w:val="single" w:sz="4" w:space="0" w:color="000000"/>
-              <w:bottom w:val="single" w:sz="4" w:space="0" w:color="000000"/>
-              <w:end w:val="thinThickSmallGap" w:sz="18" w:space="0" w:color="000000"/>
+              <w:top w:val="single" w:color="000000" w:sz="4" w:space="0"/>
+              <w:left w:val="single" w:color="000000" w:sz="4" w:space="0"/>
+              <w:bottom w:val="single" w:color="000000" w:sz="4" w:space="0"/>
+              <w:right w:val="thinThickSmallGap" w:color="000000" w:sz="18" w:space="0"/>
             </w:tcBorders>
             <w:vAlign w:val="center"/>
           </w:tcPr>
           <w:p>
             <w:pPr>
-              <w:pStyle w:val="Style9"/>
-              <w:snapToGrid w:val="false"/>
+              <w:pStyle w:val="47"/>
+              <w:snapToGrid w:val="0"/>
               <w:spacing w:before="0" w:after="0" w:line="240" w:lineRule="auto"/>
               <w:jc w:val="center"/>
               <w:rPr>
-                <w:rFonts w:ascii="Times New Roman" w:hAnsi="Times New Roman" w:hint="eastAsia"/>
+                <w:rFonts w:hint="eastAsia" w:ascii="Times New Roman" w:hAnsi="Times New Roman"/>
                 <w:b/>
                 <w:bCs/>
                 <w:spacing w:val="10"/>
@@ -552,7 +583,7 @@
               <w:t>LabGuardian：基于边缘AI的智能助教系统</w:t>
             </w:r>
             <w:r>
-              <w:br/>
+              <w:br w:type="textWrapping"/>
             </w:r>
             <w:r>
               <w:rPr>
@@ -566,25 +597,33 @@
         </w:tc>
       </w:tr>
       <w:tr>
+        <w:tblPrEx>
+          <w:tblCellMar>
+            <w:top w:w="57" w:type="dxa"/>
+            <w:left w:w="85" w:type="dxa"/>
+            <w:bottom w:w="57" w:type="dxa"/>
+            <w:right w:w="85" w:type="dxa"/>
+          </w:tblCellMar>
+        </w:tblPrEx>
         <w:trPr>
+          <w:cantSplit/>
           <w:trHeight w:val="6785" w:hRule="atLeast"/>
-          <w:cantSplit/>
+          <w:jc w:val="center"/>
         </w:trPr>
         <w:tc>
           <w:tcPr>
             <w:tcW w:w="692" w:type="dxa"/>
             <w:tcBorders>
-              <w:top w:val="single" w:sz="4" w:space="0" w:color="000000"/>
-              <w:start w:val="thinThickSmallGap" w:sz="18" w:space="0" w:color="000000"/>
-              <w:bottom w:val="thinThickSmallGap" w:sz="18" w:space="0" w:color="000000"/>
-              <w:end w:val="single" w:sz="4" w:space="0" w:color="000000"/>
+              <w:top w:val="single" w:color="000000" w:sz="4" w:space="0"/>
+              <w:left w:val="thinThickSmallGap" w:color="000000" w:sz="18" w:space="0"/>
+              <w:bottom w:val="thinThickSmallGap" w:color="000000" w:sz="18" w:space="0"/>
+              <w:right w:val="single" w:color="000000" w:sz="4" w:space="0"/>
             </w:tcBorders>
             <w:vAlign w:val="center"/>
           </w:tcPr>
           <w:p>
             <w:pPr>
-              <w:pStyle w:val="Normal"/>
-              <w:snapToGrid w:val="false"/>
+              <w:snapToGrid w:val="0"/>
               <w:jc w:val="center"/>
               <w:rPr>
                 <w:rFonts w:hint="eastAsia"/>
@@ -595,21 +634,10 @@
                 <w:szCs w:val="28"/>
               </w:rPr>
             </w:pPr>
-            <w:r>
-              <w:rPr>
-                <w:rFonts w:hint="eastAsia"/>
-                <w:b/>
-                <w:bCs/>
-                <w:spacing w:val="10"/>
-                <w:sz w:val="24"/>
-                <w:szCs w:val="28"/>
-              </w:rPr>
-            </w:r>
           </w:p>
           <w:p>
             <w:pPr>
-              <w:pStyle w:val="Normal"/>
-              <w:spacing w:lineRule="auto" w:line="360"/>
+              <w:spacing w:line="360" w:lineRule="auto"/>
               <w:jc w:val="center"/>
               <w:rPr>
                 <w:b/>
@@ -631,8 +659,7 @@
           </w:p>
           <w:p>
             <w:pPr>
-              <w:pStyle w:val="Normal"/>
-              <w:spacing w:lineRule="auto" w:line="360"/>
+              <w:spacing w:line="360" w:lineRule="auto"/>
               <w:jc w:val="center"/>
               <w:rPr>
                 <w:rFonts w:hint="eastAsia"/>
@@ -655,8 +682,7 @@
           </w:p>
           <w:p>
             <w:pPr>
-              <w:pStyle w:val="Normal"/>
-              <w:spacing w:lineRule="auto" w:line="360"/>
+              <w:spacing w:line="360" w:lineRule="auto"/>
               <w:jc w:val="center"/>
               <w:rPr>
                 <w:rFonts w:hint="eastAsia"/>
@@ -666,20 +692,10 @@
                 <w:sz w:val="24"/>
               </w:rPr>
             </w:pPr>
-            <w:r>
-              <w:rPr>
-                <w:rFonts w:hint="eastAsia"/>
-                <w:b/>
-                <w:bCs/>
-                <w:spacing w:val="10"/>
-                <w:sz w:val="24"/>
-              </w:rPr>
-            </w:r>
           </w:p>
           <w:p>
             <w:pPr>
-              <w:pStyle w:val="Normal"/>
-              <w:spacing w:lineRule="auto" w:line="360"/>
+              <w:spacing w:line="360" w:lineRule="auto"/>
               <w:jc w:val="center"/>
               <w:rPr>
                 <w:rFonts w:hint="eastAsia"/>
@@ -702,8 +718,7 @@
           </w:p>
           <w:p>
             <w:pPr>
-              <w:pStyle w:val="Normal"/>
-              <w:spacing w:lineRule="auto" w:line="360"/>
+              <w:spacing w:line="360" w:lineRule="auto"/>
               <w:jc w:val="center"/>
               <w:rPr>
                 <w:rFonts w:hint="eastAsia"/>
@@ -726,8 +741,7 @@
           </w:p>
           <w:p>
             <w:pPr>
-              <w:pStyle w:val="Normal"/>
-              <w:spacing w:lineRule="auto" w:line="360"/>
+              <w:spacing w:line="360" w:lineRule="auto"/>
               <w:jc w:val="center"/>
               <w:rPr>
                 <w:rFonts w:hint="eastAsia"/>
@@ -750,8 +764,7 @@
           </w:p>
           <w:p>
             <w:pPr>
-              <w:pStyle w:val="Normal"/>
-              <w:spacing w:lineRule="auto" w:line="360"/>
+              <w:spacing w:line="360" w:lineRule="auto"/>
               <w:jc w:val="center"/>
               <w:rPr>
                 <w:rFonts w:hint="eastAsia"/>
@@ -774,8 +787,7 @@
           </w:p>
           <w:p>
             <w:pPr>
-              <w:pStyle w:val="Normal"/>
-              <w:spacing w:lineRule="auto" w:line="360"/>
+              <w:spacing w:line="360" w:lineRule="auto"/>
               <w:jc w:val="center"/>
               <w:rPr>
                 <w:rFonts w:hint="eastAsia"/>
@@ -798,8 +810,7 @@
           </w:p>
           <w:p>
             <w:pPr>
-              <w:pStyle w:val="Normal"/>
-              <w:spacing w:lineRule="auto" w:line="360"/>
+              <w:spacing w:line="360" w:lineRule="auto"/>
               <w:jc w:val="center"/>
               <w:rPr>
                 <w:rFonts w:hint="eastAsia"/>
@@ -817,23 +828,12 @@
                 <w:spacing w:val="10"/>
                 <w:sz w:val="24"/>
               </w:rPr>
-              <w:t>500</w:t>
-            </w:r>
-            <w:r>
-              <w:rPr>
-                <w:rFonts w:hint="eastAsia"/>
-                <w:b/>
-                <w:bCs/>
-                <w:spacing w:val="10"/>
-                <w:sz w:val="24"/>
-              </w:rPr>
-              <w:t>字以</w:t>
+              <w:t>500字以</w:t>
             </w:r>
           </w:p>
           <w:p>
             <w:pPr>
-              <w:pStyle w:val="Normal"/>
-              <w:spacing w:lineRule="auto" w:line="360"/>
+              <w:spacing w:line="360" w:lineRule="auto"/>
               <w:jc w:val="center"/>
               <w:rPr>
                 <w:b/>
@@ -855,7 +855,6 @@
           </w:p>
           <w:p>
             <w:pPr>
-              <w:pStyle w:val="Normal"/>
               <w:jc w:val="center"/>
               <w:rPr>
                 <w:rFonts w:hint="eastAsia"/>
@@ -865,15 +864,6 @@
                 <w:sz w:val="24"/>
               </w:rPr>
             </w:pPr>
-            <w:r>
-              <w:rPr>
-                <w:rFonts w:hint="eastAsia"/>
-                <w:b/>
-                <w:bCs/>
-                <w:spacing w:val="10"/>
-                <w:sz w:val="24"/>
-              </w:rPr>
-            </w:r>
           </w:p>
         </w:tc>
         <w:tc>
@@ -881,19 +871,18 @@
             <w:tcW w:w="8495" w:type="dxa"/>
             <w:gridSpan w:val="4"/>
             <w:tcBorders>
-              <w:top w:val="single" w:sz="4" w:space="0" w:color="000000"/>
-              <w:start w:val="single" w:sz="4" w:space="0" w:color="000000"/>
-              <w:bottom w:val="thinThickSmallGap" w:sz="18" w:space="0" w:color="000000"/>
-              <w:end w:val="thinThickSmallGap" w:sz="18" w:space="0" w:color="000000"/>
+              <w:top w:val="single" w:color="000000" w:sz="4" w:space="0"/>
+              <w:left w:val="single" w:color="000000" w:sz="4" w:space="0"/>
+              <w:bottom w:val="thinThickSmallGap" w:color="000000" w:sz="18" w:space="0"/>
+              <w:right w:val="thinThickSmallGap" w:color="000000" w:sz="18" w:space="0"/>
             </w:tcBorders>
             <w:vAlign w:val="top"/>
           </w:tcPr>
           <w:p>
             <w:pPr>
-              <w:pStyle w:val="Normal"/>
-              <w:snapToGrid w:val="false"/>
+              <w:snapToGrid w:val="0"/>
               <w:spacing w:before="0" w:after="80" w:line="240" w:lineRule="auto"/>
-              <w:ind w:firstLineChars="200" w:startChars="0" w:start="0" w:endChars="0" w:end="0"/>
+              <w:ind w:left="0" w:leftChars="0" w:right="0" w:rightChars="0" w:firstLineChars="200"/>
               <w:jc w:val="left"/>
               <w:rPr>
                 <w:rFonts w:hint="eastAsia"/>
@@ -958,9 +947,7 @@
     </w:tbl>
     <w:p>
       <w:pPr>
-        <w:pStyle w:val="Normal"/>
-        <w:ind w:firstLineChars="0" w:firstLine="0" w:startChars="100" w:endChars="0" w:end="0"/>
-        <w:rPr/>
+        <w:ind w:leftChars="100" w:right="0" w:rightChars="0" w:firstLine="0" w:firstLineChars="0"/>
       </w:pPr>
       <w:r>
         <w:rPr>
@@ -977,7 +964,6 @@
           <w:sz w:val="24"/>
         </w:rPr>
         <w:tab/>
-        <w:t>1</w:t>
       </w:r>
       <w:r>
         <w:rPr>
@@ -985,7 +971,7 @@
           <w:b w:val="0"/>
           <w:sz w:val="24"/>
         </w:rPr>
-        <w:t>．请使用小</w:t>
+        <w:t>1．请使用小</w:t>
       </w:r>
       <w:r>
         <w:rPr>
@@ -1001,29 +987,12 @@
           <w:b w:val="0"/>
           <w:sz w:val="24"/>
         </w:rPr>
-        <w:t>号字（</w:t>
-      </w:r>
-      <w:r>
-        <w:rPr>
-          <w:rFonts w:hint="eastAsia" w:ascii="Times New Roman" w:hAnsi="Times New Roman" w:eastAsia="宋体"/>
-          <w:b w:val="0"/>
-          <w:sz w:val="24"/>
-        </w:rPr>
-        <w:t>12</w:t>
-      </w:r>
-      <w:r>
-        <w:rPr>
-          <w:rFonts w:hint="eastAsia" w:ascii="Times New Roman" w:hAnsi="Times New Roman" w:eastAsia="宋体"/>
-          <w:b w:val="0"/>
-          <w:sz w:val="24"/>
-        </w:rPr>
-        <w:t>号字），单倍行距填写；</w:t>
+        <w:t>号字（12号字），单倍行距填写；</w:t>
       </w:r>
     </w:p>
     <w:p>
       <w:pPr>
-        <w:pStyle w:val="Normal"/>
-        <w:ind w:start="720" w:end="0"/>
+        <w:ind w:left="720" w:right="0"/>
         <w:rPr>
           <w:rFonts w:hint="eastAsia"/>
         </w:rPr>
@@ -1034,21 +1003,12 @@
           <w:b w:val="0"/>
           <w:sz w:val="24"/>
         </w:rPr>
-        <w:t>2</w:t>
-      </w:r>
-      <w:r>
-        <w:rPr>
-          <w:rFonts w:hint="eastAsia" w:ascii="Times New Roman" w:hAnsi="Times New Roman" w:eastAsia="宋体"/>
-          <w:b w:val="0"/>
-          <w:sz w:val="24"/>
-        </w:rPr>
-        <w:t>．每支参赛队限一名指导教师；</w:t>
+        <w:t>2．每支参赛队限一名指导教师；</w:t>
       </w:r>
     </w:p>
     <w:p>
       <w:pPr>
-        <w:pStyle w:val="Normal"/>
-        <w:ind w:start="720" w:end="0"/>
+        <w:ind w:left="720" w:right="0"/>
         <w:rPr>
           <w:rFonts w:hint="eastAsia"/>
         </w:rPr>
@@ -1059,21 +1019,14 @@
           <w:b w:val="0"/>
           <w:sz w:val="24"/>
         </w:rPr>
-        <w:t>3</w:t>
+        <w:t>3．参赛队员姓名应与正式报名表一致；</w:t>
       </w:r>
-      <w:r>
-        <w:rPr>
-          <w:rFonts w:hint="eastAsia" w:ascii="Times New Roman" w:hAnsi="Times New Roman" w:eastAsia="宋体"/>
-          <w:b w:val="0"/>
-          <w:sz w:val="24"/>
-        </w:rPr>
-        <w:t>．参赛队员姓名应与正式报名表一致；</w:t>
-      </w:r>
+      <w:bookmarkStart w:id="0" w:name="_GoBack"/>
+      <w:bookmarkEnd w:id="0"/>
     </w:p>
     <w:p>
       <w:pPr>
-        <w:pStyle w:val="Normal"/>
-        <w:ind w:start="720" w:end="0"/>
+        <w:ind w:left="720" w:right="0"/>
         <w:rPr>
           <w:rFonts w:hint="eastAsia"/>
         </w:rPr>
@@ -1084,250 +1037,551 @@
           <w:b w:val="0"/>
           <w:sz w:val="24"/>
         </w:rPr>
-        <w:t>4</w:t>
-      </w:r>
-      <w:r>
-        <w:rPr>
-          <w:rFonts w:hint="eastAsia" w:ascii="Times New Roman" w:hAnsi="Times New Roman" w:eastAsia="宋体"/>
-          <w:b w:val="0"/>
-          <w:sz w:val="24"/>
-        </w:rPr>
-        <w:t>．作品题目应与作品设计报告一致。</w:t>
+        <w:t>4．作品题目应与作品设计报告一致。</w:t>
       </w:r>
     </w:p>
     <w:sectPr>
-      <w:type w:val="nextPage"/>
       <w:pgSz w:w="11906" w:h="16838"/>
-      <w:pgMar w:left="907" w:right="907" w:gutter="0" w:header="0" w:top="1440" w:footer="0" w:bottom="425"/>
+      <w:pgMar w:top="1440" w:right="907" w:bottom="425" w:left="907" w:header="0" w:footer="0" w:gutter="0"/>
       <w:pgNumType w:fmt="decimal"/>
-      <w:formProt w:val="false"/>
-      <w:textDirection w:val="lrTb"/>
-      <w:docGrid w:type="default" w:linePitch="360" w:charSpace="0"/>
+      <w:cols w:space="720" w:num="1"/>
+      <w:formProt w:val="0"/>
+      <w:docGrid w:linePitch="360" w:charSpace="0"/>
     </w:sectPr>
   </w:body>
 </w:document>
 </file>
 
+<file path=word/endnotes.xml><?xml version="1.0" encoding="utf-8"?>
+<w:endnotes xmlns:wpc="http://schemas.microsoft.com/office/word/2010/wordprocessingCanvas" xmlns:mc="http://schemas.openxmlformats.org/markup-compatibility/2006" xmlns:o="urn:schemas-microsoft-com:office:office" xmlns:r="http://schemas.openxmlformats.org/officeDocument/2006/relationships" xmlns:m="http://schemas.openxmlformats.org/officeDocument/2006/math" xmlns:v="urn:schemas-microsoft-com:vml" xmlns:wp14="http://schemas.microsoft.com/office/word/2010/wordprocessingDrawing" xmlns:wp="http://schemas.openxmlformats.org/drawingml/2006/wordprocessingDrawing" xmlns:w="http://schemas.openxmlformats.org/wordprocessingml/2006/main" xmlns:w14="http://schemas.microsoft.com/office/word/2010/wordml" xmlns:w15="http://schemas.microsoft.com/office/word/2012/wordml" xmlns:w10="urn:schemas-microsoft-com:office:word" xmlns:wpg="http://schemas.microsoft.com/office/word/2010/wordprocessingGroup" xmlns:wpi="http://schemas.microsoft.com/office/word/2010/wordprocessingInk" xmlns:wne="http://schemas.microsoft.com/office/word/2006/wordml" xmlns:wps="http://schemas.microsoft.com/office/word/2010/wordprocessingShape" xmlns:wpsCustomData="http://www.wps.cn/officeDocument/2013/wpsCustomData" mc:Ignorable="w14 w15 wp14">
+  <w:endnote w:type="separator" w:id="0">
+    <w:p>
+      <w:pPr>
+        <w:spacing w:line="240" w:lineRule="auto"/>
+      </w:pPr>
+      <w:r>
+        <w:separator/>
+      </w:r>
+    </w:p>
+  </w:endnote>
+  <w:endnote w:type="continuationSeparator" w:id="1">
+    <w:p>
+      <w:pPr>
+        <w:spacing w:line="240" w:lineRule="auto"/>
+      </w:pPr>
+      <w:r>
+        <w:continuationSeparator/>
+      </w:r>
+    </w:p>
+  </w:endnote>
+</w:endnotes>
+</file>
+
+<file path=word/footnotes.xml><?xml version="1.0" encoding="utf-8"?>
+<w:footnotes xmlns:wpc="http://schemas.microsoft.com/office/word/2010/wordprocessingCanvas" xmlns:mc="http://schemas.openxmlformats.org/markup-compatibility/2006" xmlns:o="urn:schemas-microsoft-com:office:office" xmlns:r="http://schemas.openxmlformats.org/officeDocument/2006/relationships" xmlns:m="http://schemas.openxmlformats.org/officeDocument/2006/math" xmlns:v="urn:schemas-microsoft-com:vml" xmlns:wp14="http://schemas.microsoft.com/office/word/2010/wordprocessingDrawing" xmlns:wp="http://schemas.openxmlformats.org/drawingml/2006/wordprocessingDrawing" xmlns:w="http://schemas.openxmlformats.org/wordprocessingml/2006/main" xmlns:w14="http://schemas.microsoft.com/office/word/2010/wordml" xmlns:w15="http://schemas.microsoft.com/office/word/2012/wordml" xmlns:w10="urn:schemas-microsoft-com:office:word" xmlns:wpg="http://schemas.microsoft.com/office/word/2010/wordprocessingGroup" xmlns:wpi="http://schemas.microsoft.com/office/word/2010/wordprocessingInk" xmlns:wne="http://schemas.microsoft.com/office/word/2006/wordml" xmlns:wps="http://schemas.microsoft.com/office/word/2010/wordprocessingShape" xmlns:wpsCustomData="http://www.wps.cn/officeDocument/2013/wpsCustomData" mc:Ignorable="w14 w15 wp14">
+  <w:footnote w:type="separator" w:id="0">
+    <w:p>
+      <w:pPr>
+        <w:spacing w:line="240" w:lineRule="auto"/>
+      </w:pPr>
+      <w:r>
+        <w:separator/>
+      </w:r>
+    </w:p>
+  </w:footnote>
+  <w:footnote w:type="continuationSeparator" w:id="1">
+    <w:p>
+      <w:pPr>
+        <w:spacing w:line="240" w:lineRule="auto"/>
+      </w:pPr>
+      <w:r>
+        <w:continuationSeparator/>
+      </w:r>
+    </w:p>
+  </w:footnote>
+</w:footnotes>
+</file>
+
 <file path=word/numbering.xml><?xml version="1.0" encoding="utf-8"?>
-<w:numbering xmlns:w="http://schemas.openxmlformats.org/wordprocessingml/2006/main" xmlns:o="urn:schemas-microsoft-com:office:office" xmlns:r="http://schemas.openxmlformats.org/officeDocument/2006/relationships" xmlns:v="urn:schemas-microsoft-com:vml" xmlns:mc="http://schemas.openxmlformats.org/markup-compatibility/2006" xmlns:w14="http://schemas.microsoft.com/office/word/2010/wordml" mc:Ignorable="w14">
+<w:numbering xmlns:wpc="http://schemas.microsoft.com/office/word/2010/wordprocessingCanvas" xmlns:mc="http://schemas.openxmlformats.org/markup-compatibility/2006" xmlns:o="urn:schemas-microsoft-com:office:office" xmlns:r="http://schemas.openxmlformats.org/officeDocument/2006/relationships" xmlns:m="http://schemas.openxmlformats.org/officeDocument/2006/math" xmlns:v="urn:schemas-microsoft-com:vml" xmlns:wp14="http://schemas.microsoft.com/office/word/2010/wordprocessingDrawing" xmlns:wp="http://schemas.openxmlformats.org/drawingml/2006/wordprocessingDrawing" xmlns:w10="urn:schemas-microsoft-com:office:word" xmlns:w="http://schemas.openxmlformats.org/wordprocessingml/2006/main" xmlns:w14="http://schemas.microsoft.com/office/word/2010/wordml" xmlns:wpg="http://schemas.microsoft.com/office/word/2010/wordprocessingGroup" xmlns:wpi="http://schemas.microsoft.com/office/word/2010/wordprocessingInk" xmlns:wne="http://schemas.microsoft.com/office/word/2006/wordml" xmlns:wps="http://schemas.microsoft.com/office/word/2010/wordprocessingShape" xmlns:wpsCustomData="http://www.wps.cn/officeDocument/2013/wpsCustomData" mc:Ignorable="w14 wp14">
+  <w:abstractNum w:abstractNumId="0">
+    <w:nsid w:val="BF205925"/>
+    <w:multiLevelType w:val="singleLevel"/>
+    <w:tmpl w:val="BF205925"/>
+    <w:lvl w:ilvl="0" w:tentative="0">
+      <w:start w:val="1"/>
+      <w:numFmt w:val="bullet"/>
+      <w:pStyle w:val="64"/>
+      <w:lvlText w:val=""/>
+      <w:lvlJc w:val="left"/>
+      <w:pPr>
+        <w:tabs>
+          <w:tab w:val="left" w:pos="1080"/>
+        </w:tabs>
+        <w:ind w:left="1080" w:hanging="360"/>
+      </w:pPr>
+      <w:rPr>
+        <w:rFonts w:hint="default" w:ascii="Symbol" w:hAnsi="Symbol" w:cs="Symbol"/>
+      </w:rPr>
+    </w:lvl>
+  </w:abstractNum>
   <w:abstractNum w:abstractNumId="1">
-    <w:lvl w:ilvl="0">
+    <w:nsid w:val="CF092B84"/>
+    <w:multiLevelType w:val="singleLevel"/>
+    <w:tmpl w:val="CF092B84"/>
+    <w:lvl w:ilvl="0" w:tentative="0">
+      <w:start w:val="1"/>
+      <w:numFmt w:val="bullet"/>
+      <w:pStyle w:val="62"/>
+      <w:lvlText w:val=""/>
+      <w:lvlJc w:val="left"/>
+      <w:pPr>
+        <w:tabs>
+          <w:tab w:val="left" w:pos="1224"/>
+        </w:tabs>
+        <w:ind w:left="1224" w:hanging="360"/>
+      </w:pPr>
+      <w:rPr>
+        <w:rFonts w:hint="default" w:ascii="Symbol" w:hAnsi="Symbol" w:cs="Symbol"/>
+      </w:rPr>
+    </w:lvl>
+  </w:abstractNum>
+  <w:abstractNum w:abstractNumId="2">
+    <w:nsid w:val="0053208E"/>
+    <w:multiLevelType w:val="multilevel"/>
+    <w:tmpl w:val="0053208E"/>
+    <w:lvl w:ilvl="0" w:tentative="0">
       <w:start w:val="1"/>
       <w:numFmt w:val="none"/>
-      <w:pStyle w:val="Heading1"/>
+      <w:pStyle w:val="2"/>
       <w:suff w:val="nothing"/>
       <w:lvlText w:val=""/>
-      <w:lvlJc w:val="start"/>
+      <w:lvlJc w:val="left"/>
       <w:pPr>
         <w:tabs>
-          <w:tab w:val="num" w:pos="0"/>
+          <w:tab w:val="left" w:pos="0"/>
         </w:tabs>
-        <w:ind w:start="0" w:hanging="0"/>
+        <w:ind w:left="0" w:firstLine="0"/>
       </w:pPr>
     </w:lvl>
-    <w:lvl w:ilvl="1">
+    <w:lvl w:ilvl="1" w:tentative="0">
       <w:start w:val="1"/>
       <w:numFmt w:val="none"/>
-      <w:pStyle w:val="Heading2"/>
+      <w:pStyle w:val="3"/>
       <w:suff w:val="nothing"/>
       <w:lvlText w:val=""/>
-      <w:lvlJc w:val="start"/>
+      <w:lvlJc w:val="left"/>
       <w:pPr>
         <w:tabs>
-          <w:tab w:val="num" w:pos="0"/>
+          <w:tab w:val="left" w:pos="0"/>
         </w:tabs>
-        <w:ind w:start="0" w:hanging="0"/>
+        <w:ind w:left="0" w:firstLine="0"/>
       </w:pPr>
     </w:lvl>
-    <w:lvl w:ilvl="2">
+    <w:lvl w:ilvl="2" w:tentative="0">
       <w:start w:val="1"/>
       <w:numFmt w:val="none"/>
-      <w:pStyle w:val="Heading3"/>
+      <w:pStyle w:val="4"/>
       <w:suff w:val="nothing"/>
       <w:lvlText w:val=""/>
-      <w:lvlJc w:val="start"/>
+      <w:lvlJc w:val="left"/>
       <w:pPr>
         <w:tabs>
-          <w:tab w:val="num" w:pos="0"/>
+          <w:tab w:val="left" w:pos="0"/>
         </w:tabs>
-        <w:ind w:start="0" w:hanging="0"/>
+        <w:ind w:left="0" w:firstLine="0"/>
       </w:pPr>
     </w:lvl>
-    <w:lvl w:ilvl="3">
+    <w:lvl w:ilvl="3" w:tentative="0">
       <w:start w:val="1"/>
       <w:numFmt w:val="none"/>
-      <w:pStyle w:val="Heading4"/>
+      <w:pStyle w:val="5"/>
       <w:suff w:val="nothing"/>
       <w:lvlText w:val=""/>
-      <w:lvlJc w:val="start"/>
+      <w:lvlJc w:val="left"/>
       <w:pPr>
         <w:tabs>
-          <w:tab w:val="num" w:pos="0"/>
+          <w:tab w:val="left" w:pos="0"/>
         </w:tabs>
-        <w:ind w:start="0" w:hanging="0"/>
+        <w:ind w:left="0" w:firstLine="0"/>
       </w:pPr>
     </w:lvl>
-    <w:lvl w:ilvl="4">
+    <w:lvl w:ilvl="4" w:tentative="0">
       <w:start w:val="1"/>
       <w:numFmt w:val="none"/>
-      <w:pStyle w:val="Heading5"/>
+      <w:pStyle w:val="6"/>
       <w:suff w:val="nothing"/>
       <w:lvlText w:val=""/>
-      <w:lvlJc w:val="start"/>
+      <w:lvlJc w:val="left"/>
       <w:pPr>
         <w:tabs>
-          <w:tab w:val="num" w:pos="0"/>
+          <w:tab w:val="left" w:pos="0"/>
         </w:tabs>
-        <w:ind w:start="0" w:hanging="0"/>
+        <w:ind w:left="0" w:firstLine="0"/>
       </w:pPr>
     </w:lvl>
-    <w:lvl w:ilvl="5">
+    <w:lvl w:ilvl="5" w:tentative="0">
       <w:start w:val="1"/>
       <w:numFmt w:val="none"/>
-      <w:pStyle w:val="Heading6"/>
+      <w:pStyle w:val="7"/>
       <w:suff w:val="nothing"/>
       <w:lvlText w:val=""/>
-      <w:lvlJc w:val="start"/>
+      <w:lvlJc w:val="left"/>
       <w:pPr>
         <w:tabs>
-          <w:tab w:val="num" w:pos="0"/>
+          <w:tab w:val="left" w:pos="0"/>
         </w:tabs>
-        <w:ind w:start="0" w:hanging="0"/>
+        <w:ind w:left="0" w:firstLine="0"/>
       </w:pPr>
     </w:lvl>
-    <w:lvl w:ilvl="6">
+    <w:lvl w:ilvl="6" w:tentative="0">
       <w:start w:val="1"/>
       <w:numFmt w:val="none"/>
-      <w:pStyle w:val="Heading7"/>
+      <w:pStyle w:val="8"/>
       <w:suff w:val="nothing"/>
       <w:lvlText w:val=""/>
-      <w:lvlJc w:val="start"/>
+      <w:lvlJc w:val="left"/>
       <w:pPr>
         <w:tabs>
-          <w:tab w:val="num" w:pos="0"/>
+          <w:tab w:val="left" w:pos="0"/>
         </w:tabs>
-        <w:ind w:start="0" w:hanging="0"/>
+        <w:ind w:left="0" w:firstLine="0"/>
       </w:pPr>
     </w:lvl>
-    <w:lvl w:ilvl="7">
+    <w:lvl w:ilvl="7" w:tentative="0">
       <w:start w:val="1"/>
       <w:numFmt w:val="none"/>
-      <w:pStyle w:val="Heading8"/>
+      <w:pStyle w:val="9"/>
       <w:suff w:val="nothing"/>
       <w:lvlText w:val=""/>
-      <w:lvlJc w:val="start"/>
+      <w:lvlJc w:val="left"/>
       <w:pPr>
         <w:tabs>
-          <w:tab w:val="num" w:pos="0"/>
+          <w:tab w:val="left" w:pos="0"/>
         </w:tabs>
-        <w:ind w:start="0" w:hanging="0"/>
+        <w:ind w:left="0" w:firstLine="0"/>
       </w:pPr>
     </w:lvl>
-    <w:lvl w:ilvl="8">
+    <w:lvl w:ilvl="8" w:tentative="0">
       <w:start w:val="1"/>
       <w:numFmt w:val="none"/>
-      <w:pStyle w:val="Heading9"/>
+      <w:pStyle w:val="10"/>
       <w:suff w:val="nothing"/>
       <w:lvlText w:val=""/>
-      <w:lvlJc w:val="start"/>
+      <w:lvlJc w:val="left"/>
       <w:pPr>
         <w:tabs>
-          <w:tab w:val="num" w:pos="0"/>
+          <w:tab w:val="left" w:pos="0"/>
         </w:tabs>
-        <w:ind w:start="0" w:hanging="0"/>
+        <w:ind w:left="0" w:firstLine="0"/>
       </w:pPr>
     </w:lvl>
   </w:abstractNum>
-  <w:abstractNum w:abstractNumId="2">
-    <w:lvl w:ilvl="0">
+  <w:abstractNum w:abstractNumId="3">
+    <w:nsid w:val="59ADCABA"/>
+    <w:multiLevelType w:val="singleLevel"/>
+    <w:tmpl w:val="59ADCABA"/>
+    <w:lvl w:ilvl="0" w:tentative="0">
       <w:start w:val="1"/>
       <w:numFmt w:val="bullet"/>
+      <w:pStyle w:val="63"/>
       <w:lvlText w:val=""/>
-      <w:lvlJc w:val="start"/>
+      <w:lvlJc w:val="left"/>
       <w:pPr>
         <w:tabs>
-          <w:tab w:val="num" w:pos="1080"/>
+          <w:tab w:val="left" w:pos="720"/>
         </w:tabs>
-        <w:ind w:start="1080" w:hanging="360"/>
+        <w:ind w:left="720" w:hanging="360"/>
       </w:pPr>
       <w:rPr>
-        <w:rFonts w:ascii="Symbol" w:hAnsi="Symbol" w:cs="Symbol" w:hint="default"/>
-      </w:rPr>
-    </w:lvl>
-  </w:abstractNum>
-  <w:abstractNum w:abstractNumId="3">
-    <w:lvl w:ilvl="0">
-      <w:start w:val="1"/>
-      <w:numFmt w:val="bullet"/>
-      <w:lvlText w:val=""/>
-      <w:lvlJc w:val="start"/>
-      <w:pPr>
-        <w:tabs>
-          <w:tab w:val="num" w:pos="720"/>
-        </w:tabs>
-        <w:ind w:start="720" w:hanging="360"/>
-      </w:pPr>
-      <w:rPr>
-        <w:rFonts w:ascii="Symbol" w:hAnsi="Symbol" w:cs="Symbol" w:hint="default"/>
-      </w:rPr>
-    </w:lvl>
-  </w:abstractNum>
-  <w:abstractNum w:abstractNumId="4">
-    <w:lvl w:ilvl="0">
-      <w:start w:val="1"/>
-      <w:numFmt w:val="bullet"/>
-      <w:lvlText w:val=""/>
-      <w:lvlJc w:val="start"/>
-      <w:pPr>
-        <w:tabs>
-          <w:tab w:val="num" w:pos="1224"/>
-        </w:tabs>
-        <w:ind w:start="1224" w:hanging="360"/>
-      </w:pPr>
-      <w:rPr>
-        <w:rFonts w:ascii="Symbol" w:hAnsi="Symbol" w:cs="Symbol" w:hint="default"/>
+        <w:rFonts w:hint="default" w:ascii="Symbol" w:hAnsi="Symbol" w:cs="Symbol"/>
       </w:rPr>
     </w:lvl>
   </w:abstractNum>
   <w:num w:numId="1">
-    <w:abstractNumId w:val="1"/>
+    <w:abstractNumId w:val="2"/>
   </w:num>
   <w:num w:numId="2">
-    <w:abstractNumId w:val="2"/>
+    <w:abstractNumId w:val="1"/>
   </w:num>
   <w:num w:numId="3">
     <w:abstractNumId w:val="3"/>
   </w:num>
   <w:num w:numId="4">
-    <w:abstractNumId w:val="4"/>
+    <w:abstractNumId w:val="0"/>
   </w:num>
 </w:numbering>
 </file>
 
 <file path=word/styles.xml><?xml version="1.0" encoding="utf-8"?>
-<w:styles xmlns:w="http://schemas.openxmlformats.org/wordprocessingml/2006/main" xmlns:w14="http://schemas.microsoft.com/office/word/2010/wordml" xmlns:mc="http://schemas.openxmlformats.org/markup-compatibility/2006" mc:Ignorable="w14">
+<w:styles xmlns:mc="http://schemas.openxmlformats.org/markup-compatibility/2006" xmlns:o="urn:schemas-microsoft-com:office:office" xmlns:r="http://schemas.openxmlformats.org/officeDocument/2006/relationships" xmlns:m="http://schemas.openxmlformats.org/officeDocument/2006/math" xmlns:v="urn:schemas-microsoft-com:vml" xmlns:w="http://schemas.openxmlformats.org/wordprocessingml/2006/main" xmlns:w14="http://schemas.microsoft.com/office/word/2010/wordml" xmlns:w10="urn:schemas-microsoft-com:office:word" xmlns:sl="http://schemas.openxmlformats.org/schemaLibrary/2006/main" xmlns:wpsCustomData="http://www.wps.cn/officeDocument/2013/wpsCustomData" mc:Ignorable="w14">
   <w:docDefaults>
     <w:rPrDefault>
       <w:rPr>
         <w:rFonts w:ascii="Liberation Serif" w:hAnsi="Liberation Serif" w:eastAsia="Songti SC" w:cs="Arial Unicode MS"/>
-        <w:sz w:val="24"/>
-        <w:szCs w:val="24"/>
-        <w:lang w:val="en-US" w:eastAsia="zh-CN" w:bidi="hi-IN"/>
       </w:rPr>
     </w:rPrDefault>
-    <w:pPrDefault>
-      <w:pPr>
-        <w:suppressAutoHyphens w:val="true"/>
-      </w:pPr>
-    </w:pPrDefault>
+    <w:pPrDefault/>
   </w:docDefaults>
-  <w:style w:type="paragraph" w:styleId="Normal">
+  <w:latentStyles w:count="260" w:defQFormat="0" w:defUnhideWhenUsed="1" w:defSemiHidden="1" w:defUIPriority="99" w:defLockedState="0">
+    <w:lsdException w:qFormat="1" w:unhideWhenUsed="0" w:uiPriority="0" w:semiHidden="0" w:name="Normal"/>
+    <w:lsdException w:qFormat="1" w:unhideWhenUsed="0" w:uiPriority="0" w:semiHidden="0" w:name="heading 1"/>
+    <w:lsdException w:qFormat="1" w:unhideWhenUsed="0" w:uiPriority="0" w:semiHidden="0" w:name="heading 2"/>
+    <w:lsdException w:qFormat="1" w:unhideWhenUsed="0" w:uiPriority="0" w:semiHidden="0" w:name="heading 3"/>
+    <w:lsdException w:qFormat="1" w:unhideWhenUsed="0" w:uiPriority="0" w:semiHidden="0" w:name="heading 4"/>
+    <w:lsdException w:qFormat="1" w:unhideWhenUsed="0" w:uiPriority="0" w:semiHidden="0" w:name="heading 5"/>
+    <w:lsdException w:qFormat="1" w:unhideWhenUsed="0" w:uiPriority="0" w:semiHidden="0" w:name="heading 6"/>
+    <w:lsdException w:qFormat="1" w:unhideWhenUsed="0" w:uiPriority="0" w:semiHidden="0" w:name="heading 7"/>
+    <w:lsdException w:qFormat="1" w:unhideWhenUsed="0" w:uiPriority="0" w:semiHidden="0" w:name="heading 8"/>
+    <w:lsdException w:qFormat="1" w:unhideWhenUsed="0" w:uiPriority="0" w:semiHidden="0" w:name="heading 9"/>
+    <w:lsdException w:qFormat="1" w:unhideWhenUsed="0" w:uiPriority="0" w:semiHidden="0" w:name="index 1"/>
+    <w:lsdException w:unhideWhenUsed="0" w:uiPriority="0" w:semiHidden="0" w:name="index 2"/>
+    <w:lsdException w:unhideWhenUsed="0" w:uiPriority="0" w:semiHidden="0" w:name="index 3"/>
+    <w:lsdException w:unhideWhenUsed="0" w:uiPriority="0" w:semiHidden="0" w:name="index 4"/>
+    <w:lsdException w:unhideWhenUsed="0" w:uiPriority="0" w:semiHidden="0" w:name="index 5"/>
+    <w:lsdException w:unhideWhenUsed="0" w:uiPriority="0" w:semiHidden="0" w:name="index 6"/>
+    <w:lsdException w:unhideWhenUsed="0" w:uiPriority="0" w:semiHidden="0" w:name="index 7"/>
+    <w:lsdException w:unhideWhenUsed="0" w:uiPriority="0" w:semiHidden="0" w:name="index 8"/>
+    <w:lsdException w:unhideWhenUsed="0" w:uiPriority="0" w:semiHidden="0" w:name="index 9"/>
+    <w:lsdException w:qFormat="1" w:unhideWhenUsed="0" w:uiPriority="0" w:semiHidden="0" w:name="toc 1"/>
+    <w:lsdException w:unhideWhenUsed="0" w:uiPriority="0" w:semiHidden="0" w:name="toc 2"/>
+    <w:lsdException w:unhideWhenUsed="0" w:uiPriority="0" w:semiHidden="0" w:name="toc 3"/>
+    <w:lsdException w:unhideWhenUsed="0" w:uiPriority="0" w:semiHidden="0" w:name="toc 4"/>
+    <w:lsdException w:unhideWhenUsed="0" w:uiPriority="0" w:semiHidden="0" w:name="toc 5"/>
+    <w:lsdException w:unhideWhenUsed="0" w:uiPriority="0" w:semiHidden="0" w:name="toc 6"/>
+    <w:lsdException w:unhideWhenUsed="0" w:uiPriority="0" w:semiHidden="0" w:name="toc 7"/>
+    <w:lsdException w:unhideWhenUsed="0" w:uiPriority="0" w:semiHidden="0" w:name="toc 8"/>
+    <w:lsdException w:unhideWhenUsed="0" w:uiPriority="0" w:semiHidden="0" w:name="toc 9"/>
+    <w:lsdException w:unhideWhenUsed="0" w:uiPriority="0" w:semiHidden="0" w:name="Normal Indent"/>
+    <w:lsdException w:unhideWhenUsed="0" w:uiPriority="0" w:semiHidden="0" w:name="footnote text"/>
+    <w:lsdException w:unhideWhenUsed="0" w:uiPriority="0" w:semiHidden="0" w:name="annotation text"/>
+    <w:lsdException w:qFormat="1" w:unhideWhenUsed="0" w:uiPriority="0" w:semiHidden="0" w:name="header"/>
+    <w:lsdException w:unhideWhenUsed="0" w:uiPriority="0" w:semiHidden="0" w:name="footer"/>
+    <w:lsdException w:qFormat="1" w:unhideWhenUsed="0" w:uiPriority="0" w:semiHidden="0" w:name="index heading"/>
+    <w:lsdException w:qFormat="1" w:unhideWhenUsed="0" w:uiPriority="0" w:semiHidden="0" w:name="caption"/>
+    <w:lsdException w:unhideWhenUsed="0" w:uiPriority="0" w:semiHidden="0" w:name="table of figures"/>
+    <w:lsdException w:unhideWhenUsed="0" w:uiPriority="0" w:semiHidden="0" w:name="envelope address"/>
+    <w:lsdException w:unhideWhenUsed="0" w:uiPriority="0" w:semiHidden="0" w:name="envelope return"/>
+    <w:lsdException w:unhideWhenUsed="0" w:uiPriority="0" w:semiHidden="0" w:name="footnote reference"/>
+    <w:lsdException w:unhideWhenUsed="0" w:uiPriority="0" w:semiHidden="0" w:name="annotation reference"/>
+    <w:lsdException w:unhideWhenUsed="0" w:uiPriority="0" w:semiHidden="0" w:name="line number"/>
+    <w:lsdException w:qFormat="1" w:unhideWhenUsed="0" w:uiPriority="0" w:semiHidden="0" w:name="page number"/>
+    <w:lsdException w:unhideWhenUsed="0" w:uiPriority="0" w:semiHidden="0" w:name="endnote reference"/>
+    <w:lsdException w:qFormat="1" w:unhideWhenUsed="0" w:uiPriority="0" w:semiHidden="0" w:name="endnote text"/>
+    <w:lsdException w:unhideWhenUsed="0" w:uiPriority="0" w:semiHidden="0" w:name="table of authorities"/>
+    <w:lsdException w:unhideWhenUsed="0" w:uiPriority="0" w:semiHidden="0" w:name="macro"/>
+    <w:lsdException w:unhideWhenUsed="0" w:uiPriority="0" w:semiHidden="0" w:name="toa heading"/>
+    <w:lsdException w:qFormat="1" w:unhideWhenUsed="0" w:uiPriority="0" w:semiHidden="0" w:name="List"/>
+    <w:lsdException w:unhideWhenUsed="0" w:uiPriority="0" w:semiHidden="0" w:name="List Bullet"/>
+    <w:lsdException w:unhideWhenUsed="0" w:uiPriority="0" w:semiHidden="0" w:name="List Number"/>
+    <w:lsdException w:unhideWhenUsed="0" w:uiPriority="0" w:semiHidden="0" w:name="List 2"/>
+    <w:lsdException w:unhideWhenUsed="0" w:uiPriority="0" w:semiHidden="0" w:name="List 3"/>
+    <w:lsdException w:unhideWhenUsed="0" w:uiPriority="0" w:semiHidden="0" w:name="List 4"/>
+    <w:lsdException w:unhideWhenUsed="0" w:uiPriority="0" w:semiHidden="0" w:name="List 5"/>
+    <w:lsdException w:unhideWhenUsed="0" w:uiPriority="0" w:semiHidden="0" w:name="List Bullet 2"/>
+    <w:lsdException w:unhideWhenUsed="0" w:uiPriority="0" w:semiHidden="0" w:name="List Bullet 3"/>
+    <w:lsdException w:unhideWhenUsed="0" w:uiPriority="0" w:semiHidden="0" w:name="List Bullet 4"/>
+    <w:lsdException w:unhideWhenUsed="0" w:uiPriority="0" w:semiHidden="0" w:name="List Bullet 5"/>
+    <w:lsdException w:unhideWhenUsed="0" w:uiPriority="0" w:semiHidden="0" w:name="List Number 2"/>
+    <w:lsdException w:unhideWhenUsed="0" w:uiPriority="0" w:semiHidden="0" w:name="List Number 3"/>
+    <w:lsdException w:unhideWhenUsed="0" w:uiPriority="0" w:semiHidden="0" w:name="List Number 4"/>
+    <w:lsdException w:unhideWhenUsed="0" w:uiPriority="0" w:semiHidden="0" w:name="List Number 5"/>
+    <w:lsdException w:qFormat="1" w:unhideWhenUsed="0" w:uiPriority="0" w:semiHidden="0" w:name="Title"/>
+    <w:lsdException w:unhideWhenUsed="0" w:uiPriority="0" w:semiHidden="0" w:name="Closing"/>
+    <w:lsdException w:unhideWhenUsed="0" w:uiPriority="0" w:semiHidden="0" w:name="Signature"/>
+    <w:lsdException w:qFormat="1" w:unhideWhenUsed="0" w:uiPriority="0" w:name="Default Paragraph Font"/>
+    <w:lsdException w:qFormat="1" w:unhideWhenUsed="0" w:uiPriority="0" w:semiHidden="0" w:name="Body Text"/>
+    <w:lsdException w:unhideWhenUsed="0" w:uiPriority="0" w:semiHidden="0" w:name="Body Text Indent"/>
+    <w:lsdException w:unhideWhenUsed="0" w:uiPriority="0" w:semiHidden="0" w:name="List Continue"/>
+    <w:lsdException w:unhideWhenUsed="0" w:uiPriority="0" w:semiHidden="0" w:name="List Continue 2"/>
+    <w:lsdException w:unhideWhenUsed="0" w:uiPriority="0" w:semiHidden="0" w:name="List Continue 3"/>
+    <w:lsdException w:unhideWhenUsed="0" w:uiPriority="0" w:semiHidden="0" w:name="List Continue 4"/>
+    <w:lsdException w:unhideWhenUsed="0" w:uiPriority="0" w:semiHidden="0" w:name="List Continue 5"/>
+    <w:lsdException w:unhideWhenUsed="0" w:uiPriority="0" w:semiHidden="0" w:name="Message Header"/>
+    <w:lsdException w:qFormat="1" w:unhideWhenUsed="0" w:uiPriority="0" w:semiHidden="0" w:name="Subtitle"/>
+    <w:lsdException w:unhideWhenUsed="0" w:uiPriority="0" w:semiHidden="0" w:name="Salutation"/>
+    <w:lsdException w:unhideWhenUsed="0" w:uiPriority="0" w:semiHidden="0" w:name="Date"/>
+    <w:lsdException w:unhideWhenUsed="0" w:uiPriority="0" w:semiHidden="0" w:name="Body Text First Indent"/>
+    <w:lsdException w:unhideWhenUsed="0" w:uiPriority="0" w:semiHidden="0" w:name="Body Text First Indent 2"/>
+    <w:lsdException w:unhideWhenUsed="0" w:uiPriority="0" w:semiHidden="0" w:name="Note Heading"/>
+    <w:lsdException w:unhideWhenUsed="0" w:uiPriority="0" w:semiHidden="0" w:name="Body Text 2"/>
+    <w:lsdException w:unhideWhenUsed="0" w:uiPriority="0" w:semiHidden="0" w:name="Body Text 3"/>
+    <w:lsdException w:unhideWhenUsed="0" w:uiPriority="0" w:semiHidden="0" w:name="Body Text Indent 2"/>
+    <w:lsdException w:unhideWhenUsed="0" w:uiPriority="0" w:semiHidden="0" w:name="Body Text Indent 3"/>
+    <w:lsdException w:unhideWhenUsed="0" w:uiPriority="0" w:semiHidden="0" w:name="Block Text"/>
+    <w:lsdException w:qFormat="1" w:unhideWhenUsed="0" w:uiPriority="0" w:semiHidden="0" w:name="Hyperlink"/>
+    <w:lsdException w:unhideWhenUsed="0" w:uiPriority="0" w:semiHidden="0" w:name="FollowedHyperlink"/>
+    <w:lsdException w:qFormat="1" w:unhideWhenUsed="0" w:uiPriority="0" w:semiHidden="0" w:name="Strong"/>
+    <w:lsdException w:qFormat="1" w:unhideWhenUsed="0" w:uiPriority="0" w:semiHidden="0" w:name="Emphasis"/>
+    <w:lsdException w:unhideWhenUsed="0" w:uiPriority="0" w:semiHidden="0" w:name="Document Map"/>
+    <w:lsdException w:unhideWhenUsed="0" w:uiPriority="0" w:semiHidden="0" w:name="Plain Text"/>
+    <w:lsdException w:unhideWhenUsed="0" w:uiPriority="0" w:semiHidden="0" w:name="E-mail Signature"/>
+    <w:lsdException w:unhideWhenUsed="0" w:uiPriority="0" w:semiHidden="0" w:name="Normal (Web)"/>
+    <w:lsdException w:unhideWhenUsed="0" w:uiPriority="0" w:semiHidden="0" w:name="HTML Acronym"/>
+    <w:lsdException w:unhideWhenUsed="0" w:uiPriority="0" w:semiHidden="0" w:name="HTML Address"/>
+    <w:lsdException w:unhideWhenUsed="0" w:uiPriority="0" w:semiHidden="0" w:name="HTML Cite"/>
+    <w:lsdException w:unhideWhenUsed="0" w:uiPriority="0" w:semiHidden="0" w:name="HTML Code"/>
+    <w:lsdException w:unhideWhenUsed="0" w:uiPriority="0" w:semiHidden="0" w:name="HTML Definition"/>
+    <w:lsdException w:unhideWhenUsed="0" w:uiPriority="0" w:semiHidden="0" w:name="HTML Keyboard"/>
+    <w:lsdException w:unhideWhenUsed="0" w:uiPriority="0" w:semiHidden="0" w:name="HTML Preformatted"/>
+    <w:lsdException w:unhideWhenUsed="0" w:uiPriority="0" w:semiHidden="0" w:name="HTML Sample"/>
+    <w:lsdException w:unhideWhenUsed="0" w:uiPriority="0" w:semiHidden="0" w:name="HTML Typewriter"/>
+    <w:lsdException w:unhideWhenUsed="0" w:uiPriority="0" w:semiHidden="0" w:name="HTML Variable"/>
+    <w:lsdException w:unhideWhenUsed="0" w:uiPriority="0" w:name="Normal Table"/>
+    <w:lsdException w:unhideWhenUsed="0" w:uiPriority="0" w:semiHidden="0" w:name="annotation subject"/>
+    <w:lsdException w:unhideWhenUsed="0" w:uiPriority="0" w:semiHidden="0" w:name="Table Simple 1"/>
+    <w:lsdException w:unhideWhenUsed="0" w:uiPriority="0" w:semiHidden="0" w:name="Table Simple 2"/>
+    <w:lsdException w:unhideWhenUsed="0" w:uiPriority="0" w:semiHidden="0" w:name="Table Simple 3"/>
+    <w:lsdException w:unhideWhenUsed="0" w:uiPriority="0" w:semiHidden="0" w:name="Table Classic 1"/>
+    <w:lsdException w:unhideWhenUsed="0" w:uiPriority="0" w:semiHidden="0" w:name="Table Classic 2"/>
+    <w:lsdException w:unhideWhenUsed="0" w:uiPriority="0" w:semiHidden="0" w:name="Table Classic 3"/>
+    <w:lsdException w:unhideWhenUsed="0" w:uiPriority="0" w:semiHidden="0" w:name="Table Classic 4"/>
+    <w:lsdException w:unhideWhenUsed="0" w:uiPriority="0" w:semiHidden="0" w:name="Table Colorful 1"/>
+    <w:lsdException w:unhideWhenUsed="0" w:uiPriority="0" w:semiHidden="0" w:name="Table Colorful 2"/>
+    <w:lsdException w:unhideWhenUsed="0" w:uiPriority="0" w:semiHidden="0" w:name="Table Colorful 3"/>
+    <w:lsdException w:unhideWhenUsed="0" w:uiPriority="0" w:semiHidden="0" w:name="Table Columns 1"/>
+    <w:lsdException w:unhideWhenUsed="0" w:uiPriority="0" w:semiHidden="0" w:name="Table Columns 2"/>
+    <w:lsdException w:unhideWhenUsed="0" w:uiPriority="0" w:semiHidden="0" w:name="Table Columns 3"/>
+    <w:lsdException w:unhideWhenUsed="0" w:uiPriority="0" w:semiHidden="0" w:name="Table Columns 4"/>
+    <w:lsdException w:unhideWhenUsed="0" w:uiPriority="0" w:semiHidden="0" w:name="Table Columns 5"/>
+    <w:lsdException w:unhideWhenUsed="0" w:uiPriority="0" w:semiHidden="0" w:name="Table Grid 1"/>
+    <w:lsdException w:unhideWhenUsed="0" w:uiPriority="0" w:semiHidden="0" w:name="Table Grid 2"/>
+    <w:lsdException w:unhideWhenUsed="0" w:uiPriority="0" w:semiHidden="0" w:name="Table Grid 3"/>
+    <w:lsdException w:unhideWhenUsed="0" w:uiPriority="0" w:semiHidden="0" w:name="Table Grid 4"/>
+    <w:lsdException w:unhideWhenUsed="0" w:uiPriority="0" w:semiHidden="0" w:name="Table Grid 5"/>
+    <w:lsdException w:unhideWhenUsed="0" w:uiPriority="0" w:semiHidden="0" w:name="Table Grid 6"/>
+    <w:lsdException w:unhideWhenUsed="0" w:uiPriority="0" w:semiHidden="0" w:name="Table Grid 7"/>
+    <w:lsdException w:unhideWhenUsed="0" w:uiPriority="0" w:semiHidden="0" w:name="Table Grid 8"/>
+    <w:lsdException w:unhideWhenUsed="0" w:uiPriority="0" w:semiHidden="0" w:name="Table List 1"/>
+    <w:lsdException w:unhideWhenUsed="0" w:uiPriority="0" w:semiHidden="0" w:name="Table List 2"/>
+    <w:lsdException w:unhideWhenUsed="0" w:uiPriority="0" w:semiHidden="0" w:name="Table List 3"/>
+    <w:lsdException w:unhideWhenUsed="0" w:uiPriority="0" w:semiHidden="0" w:name="Table List 4"/>
+    <w:lsdException w:unhideWhenUsed="0" w:uiPriority="0" w:semiHidden="0" w:name="Table List 5"/>
+    <w:lsdException w:unhideWhenUsed="0" w:uiPriority="0" w:semiHidden="0" w:name="Table List 6"/>
+    <w:lsdException w:unhideWhenUsed="0" w:uiPriority="0" w:semiHidden="0" w:name="Table List 7"/>
+    <w:lsdException w:unhideWhenUsed="0" w:uiPriority="0" w:semiHidden="0" w:name="Table List 8"/>
+    <w:lsdException w:unhideWhenUsed="0" w:uiPriority="0" w:semiHidden="0" w:name="Table 3D effects 1"/>
+    <w:lsdException w:unhideWhenUsed="0" w:uiPriority="0" w:semiHidden="0" w:name="Table 3D effects 2"/>
+    <w:lsdException w:unhideWhenUsed="0" w:uiPriority="0" w:semiHidden="0" w:name="Table 3D effects 3"/>
+    <w:lsdException w:unhideWhenUsed="0" w:uiPriority="0" w:semiHidden="0" w:name="Table Contemporary"/>
+    <w:lsdException w:unhideWhenUsed="0" w:uiPriority="0" w:semiHidden="0" w:name="Table Elegant"/>
+    <w:lsdException w:unhideWhenUsed="0" w:uiPriority="0" w:semiHidden="0" w:name="Table Professional"/>
+    <w:lsdException w:unhideWhenUsed="0" w:uiPriority="0" w:semiHidden="0" w:name="Table Subtle 1"/>
+    <w:lsdException w:unhideWhenUsed="0" w:uiPriority="0" w:semiHidden="0" w:name="Table Subtle 2"/>
+    <w:lsdException w:unhideWhenUsed="0" w:uiPriority="0" w:semiHidden="0" w:name="Table Web 1"/>
+    <w:lsdException w:unhideWhenUsed="0" w:uiPriority="0" w:semiHidden="0" w:name="Table Web 2"/>
+    <w:lsdException w:unhideWhenUsed="0" w:uiPriority="0" w:semiHidden="0" w:name="Table Web 3"/>
+    <w:lsdException w:unhideWhenUsed="0" w:uiPriority="0" w:semiHidden="0" w:name="Balloon Text"/>
+    <w:lsdException w:unhideWhenUsed="0" w:uiPriority="0" w:semiHidden="0" w:name="Table Grid"/>
+    <w:lsdException w:unhideWhenUsed="0" w:uiPriority="0" w:semiHidden="0" w:name="Table Theme"/>
+    <w:lsdException w:unhideWhenUsed="0" w:uiPriority="60" w:semiHidden="0" w:name="Light Shading"/>
+    <w:lsdException w:unhideWhenUsed="0" w:uiPriority="61" w:semiHidden="0" w:name="Light List"/>
+    <w:lsdException w:unhideWhenUsed="0" w:uiPriority="62" w:semiHidden="0" w:name="Light Grid"/>
+    <w:lsdException w:unhideWhenUsed="0" w:uiPriority="63" w:semiHidden="0" w:name="Medium Shading 1"/>
+    <w:lsdException w:unhideWhenUsed="0" w:uiPriority="64" w:semiHidden="0" w:name="Medium Shading 2"/>
+    <w:lsdException w:unhideWhenUsed="0" w:uiPriority="65" w:semiHidden="0" w:name="Medium List 1"/>
+    <w:lsdException w:unhideWhenUsed="0" w:uiPriority="66" w:semiHidden="0" w:name="Medium List 2"/>
+    <w:lsdException w:unhideWhenUsed="0" w:uiPriority="67" w:semiHidden="0" w:name="Medium Grid 1"/>
+    <w:lsdException w:unhideWhenUsed="0" w:uiPriority="68" w:semiHidden="0" w:name="Medium Grid 2"/>
+    <w:lsdException w:unhideWhenUsed="0" w:uiPriority="69" w:semiHidden="0" w:name="Medium Grid 3"/>
+    <w:lsdException w:unhideWhenUsed="0" w:uiPriority="70" w:semiHidden="0" w:name="Dark List"/>
+    <w:lsdException w:unhideWhenUsed="0" w:uiPriority="71" w:semiHidden="0" w:name="Colorful Shading"/>
+    <w:lsdException w:unhideWhenUsed="0" w:uiPriority="72" w:semiHidden="0" w:name="Colorful List"/>
+    <w:lsdException w:unhideWhenUsed="0" w:uiPriority="73" w:semiHidden="0" w:name="Colorful Grid"/>
+    <w:lsdException w:unhideWhenUsed="0" w:uiPriority="60" w:semiHidden="0" w:name="Light Shading Accent 1"/>
+    <w:lsdException w:unhideWhenUsed="0" w:uiPriority="61" w:semiHidden="0" w:name="Light List Accent 1"/>
+    <w:lsdException w:unhideWhenUsed="0" w:uiPriority="62" w:semiHidden="0" w:name="Light Grid Accent 1"/>
+    <w:lsdException w:unhideWhenUsed="0" w:uiPriority="63" w:semiHidden="0" w:name="Medium Shading 1 Accent 1"/>
+    <w:lsdException w:unhideWhenUsed="0" w:uiPriority="64" w:semiHidden="0" w:name="Medium Shading 2 Accent 1"/>
+    <w:lsdException w:unhideWhenUsed="0" w:uiPriority="65" w:semiHidden="0" w:name="Medium List 1 Accent 1"/>
+    <w:lsdException w:unhideWhenUsed="0" w:uiPriority="66" w:semiHidden="0" w:name="Medium List 2 Accent 1"/>
+    <w:lsdException w:unhideWhenUsed="0" w:uiPriority="67" w:semiHidden="0" w:name="Medium Grid 1 Accent 1"/>
+    <w:lsdException w:unhideWhenUsed="0" w:uiPriority="68" w:semiHidden="0" w:name="Medium Grid 2 Accent 1"/>
+    <w:lsdException w:unhideWhenUsed="0" w:uiPriority="69" w:semiHidden="0" w:name="Medium Grid 3 Accent 1"/>
+    <w:lsdException w:unhideWhenUsed="0" w:uiPriority="70" w:semiHidden="0" w:name="Dark List Accent 1"/>
+    <w:lsdException w:unhideWhenUsed="0" w:uiPriority="71" w:semiHidden="0" w:name="Colorful Shading Accent 1"/>
+    <w:lsdException w:unhideWhenUsed="0" w:uiPriority="72" w:semiHidden="0" w:name="Colorful List Accent 1"/>
+    <w:lsdException w:unhideWhenUsed="0" w:uiPriority="73" w:semiHidden="0" w:name="Colorful Grid Accent 1"/>
+    <w:lsdException w:unhideWhenUsed="0" w:uiPriority="60" w:semiHidden="0" w:name="Light Shading Accent 2"/>
+    <w:lsdException w:unhideWhenUsed="0" w:uiPriority="61" w:semiHidden="0" w:name="Light List Accent 2"/>
+    <w:lsdException w:unhideWhenUsed="0" w:uiPriority="62" w:semiHidden="0" w:name="Light Grid Accent 2"/>
+    <w:lsdException w:unhideWhenUsed="0" w:uiPriority="63" w:semiHidden="0" w:name="Medium Shading 1 Accent 2"/>
+    <w:lsdException w:unhideWhenUsed="0" w:uiPriority="64" w:semiHidden="0" w:name="Medium Shading 2 Accent 2"/>
+    <w:lsdException w:unhideWhenUsed="0" w:uiPriority="65" w:semiHidden="0" w:name="Medium List 1 Accent 2"/>
+    <w:lsdException w:unhideWhenUsed="0" w:uiPriority="66" w:semiHidden="0" w:name="Medium List 2 Accent 2"/>
+    <w:lsdException w:unhideWhenUsed="0" w:uiPriority="67" w:semiHidden="0" w:name="Medium Grid 1 Accent 2"/>
+    <w:lsdException w:unhideWhenUsed="0" w:uiPriority="68" w:semiHidden="0" w:name="Medium Grid 2 Accent 2"/>
+    <w:lsdException w:unhideWhenUsed="0" w:uiPriority="69" w:semiHidden="0" w:name="Medium Grid 3 Accent 2"/>
+    <w:lsdException w:unhideWhenUsed="0" w:uiPriority="70" w:semiHidden="0" w:name="Dark List Accent 2"/>
+    <w:lsdException w:unhideWhenUsed="0" w:uiPriority="71" w:semiHidden="0" w:name="Colorful Shading Accent 2"/>
+    <w:lsdException w:unhideWhenUsed="0" w:uiPriority="72" w:semiHidden="0" w:name="Colorful List Accent 2"/>
+    <w:lsdException w:unhideWhenUsed="0" w:uiPriority="73" w:semiHidden="0" w:name="Colorful Grid Accent 2"/>
+    <w:lsdException w:unhideWhenUsed="0" w:uiPriority="60" w:semiHidden="0" w:name="Light Shading Accent 3"/>
+    <w:lsdException w:unhideWhenUsed="0" w:uiPriority="61" w:semiHidden="0" w:name="Light List Accent 3"/>
+    <w:lsdException w:unhideWhenUsed="0" w:uiPriority="62" w:semiHidden="0" w:name="Light Grid Accent 3"/>
+    <w:lsdException w:unhideWhenUsed="0" w:uiPriority="63" w:semiHidden="0" w:name="Medium Shading 1 Accent 3"/>
+    <w:lsdException w:unhideWhenUsed="0" w:uiPriority="64" w:semiHidden="0" w:name="Medium Shading 2 Accent 3"/>
+    <w:lsdException w:unhideWhenUsed="0" w:uiPriority="65" w:semiHidden="0" w:name="Medium List 1 Accent 3"/>
+    <w:lsdException w:unhideWhenUsed="0" w:uiPriority="66" w:semiHidden="0" w:name="Medium List 2 Accent 3"/>
+    <w:lsdException w:unhideWhenUsed="0" w:uiPriority="67" w:semiHidden="0" w:name="Medium Grid 1 Accent 3"/>
+    <w:lsdException w:unhideWhenUsed="0" w:uiPriority="68" w:semiHidden="0" w:name="Medium Grid 2 Accent 3"/>
+    <w:lsdException w:unhideWhenUsed="0" w:uiPriority="69" w:semiHidden="0" w:name="Medium Grid 3 Accent 3"/>
+    <w:lsdException w:unhideWhenUsed="0" w:uiPriority="70" w:semiHidden="0" w:name="Dark List Accent 3"/>
+    <w:lsdException w:unhideWhenUsed="0" w:uiPriority="71" w:semiHidden="0" w:name="Colorful Shading Accent 3"/>
+    <w:lsdException w:unhideWhenUsed="0" w:uiPriority="72" w:semiHidden="0" w:name="Colorful List Accent 3"/>
+    <w:lsdException w:unhideWhenUsed="0" w:uiPriority="73" w:semiHidden="0" w:name="Colorful Grid Accent 3"/>
+    <w:lsdException w:unhideWhenUsed="0" w:uiPriority="60" w:semiHidden="0" w:name="Light Shading Accent 4"/>
+    <w:lsdException w:unhideWhenUsed="0" w:uiPriority="61" w:semiHidden="0" w:name="Light List Accent 4"/>
+    <w:lsdException w:unhideWhenUsed="0" w:uiPriority="62" w:semiHidden="0" w:name="Light Grid Accent 4"/>
+    <w:lsdException w:unhideWhenUsed="0" w:uiPriority="63" w:semiHidden="0" w:name="Medium Shading 1 Accent 4"/>
+    <w:lsdException w:unhideWhenUsed="0" w:uiPriority="64" w:semiHidden="0" w:name="Medium Shading 2 Accent 4"/>
+    <w:lsdException w:unhideWhenUsed="0" w:uiPriority="65" w:semiHidden="0" w:name="Medium List 1 Accent 4"/>
+    <w:lsdException w:unhideWhenUsed="0" w:uiPriority="66" w:semiHidden="0" w:name="Medium List 2 Accent 4"/>
+    <w:lsdException w:unhideWhenUsed="0" w:uiPriority="67" w:semiHidden="0" w:name="Medium Grid 1 Accent 4"/>
+    <w:lsdException w:unhideWhenUsed="0" w:uiPriority="68" w:semiHidden="0" w:name="Medium Grid 2 Accent 4"/>
+    <w:lsdException w:unhideWhenUsed="0" w:uiPriority="69" w:semiHidden="0" w:name="Medium Grid 3 Accent 4"/>
+    <w:lsdException w:unhideWhenUsed="0" w:uiPriority="70" w:semiHidden="0" w:name="Dark List Accent 4"/>
+    <w:lsdException w:unhideWhenUsed="0" w:uiPriority="71" w:semiHidden="0" w:name="Colorful Shading Accent 4"/>
+    <w:lsdException w:unhideWhenUsed="0" w:uiPriority="72" w:semiHidden="0" w:name="Colorful List Accent 4"/>
+    <w:lsdException w:unhideWhenUsed="0" w:uiPriority="73" w:semiHidden="0" w:name="Colorful Grid Accent 4"/>
+    <w:lsdException w:unhideWhenUsed="0" w:uiPriority="60" w:semiHidden="0" w:name="Light Shading Accent 5"/>
+    <w:lsdException w:unhideWhenUsed="0" w:uiPriority="61" w:semiHidden="0" w:name="Light List Accent 5"/>
+    <w:lsdException w:unhideWhenUsed="0" w:uiPriority="62" w:semiHidden="0" w:name="Light Grid Accent 5"/>
+    <w:lsdException w:unhideWhenUsed="0" w:uiPriority="63" w:semiHidden="0" w:name="Medium Shading 1 Accent 5"/>
+    <w:lsdException w:unhideWhenUsed="0" w:uiPriority="64" w:semiHidden="0" w:name="Medium Shading 2 Accent 5"/>
+    <w:lsdException w:unhideWhenUsed="0" w:uiPriority="65" w:semiHidden="0" w:name="Medium List 1 Accent 5"/>
+    <w:lsdException w:unhideWhenUsed="0" w:uiPriority="66" w:semiHidden="0" w:name="Medium List 2 Accent 5"/>
+    <w:lsdException w:unhideWhenUsed="0" w:uiPriority="67" w:semiHidden="0" w:name="Medium Grid 1 Accent 5"/>
+    <w:lsdException w:unhideWhenUsed="0" w:uiPriority="68" w:semiHidden="0" w:name="Medium Grid 2 Accent 5"/>
+    <w:lsdException w:unhideWhenUsed="0" w:uiPriority="69" w:semiHidden="0" w:name="Medium Grid 3 Accent 5"/>
+    <w:lsdException w:unhideWhenUsed="0" w:uiPriority="70" w:semiHidden="0" w:name="Dark List Accent 5"/>
+    <w:lsdException w:unhideWhenUsed="0" w:uiPriority="71" w:semiHidden="0" w:name="Colorful Shading Accent 5"/>
+    <w:lsdException w:unhideWhenUsed="0" w:uiPriority="72" w:semiHidden="0" w:name="Colorful List Accent 5"/>
+    <w:lsdException w:unhideWhenUsed="0" w:uiPriority="73" w:semiHidden="0" w:name="Colorful Grid Accent 5"/>
+    <w:lsdException w:unhideWhenUsed="0" w:uiPriority="60" w:semiHidden="0" w:name="Light Shading Accent 6"/>
+    <w:lsdException w:unhideWhenUsed="0" w:uiPriority="61" w:semiHidden="0" w:name="Light List Accent 6"/>
+    <w:lsdException w:unhideWhenUsed="0" w:uiPriority="62" w:semiHidden="0" w:name="Light Grid Accent 6"/>
+    <w:lsdException w:unhideWhenUsed="0" w:uiPriority="63" w:semiHidden="0" w:name="Medium Shading 1 Accent 6"/>
+    <w:lsdException w:unhideWhenUsed="0" w:uiPriority="64" w:semiHidden="0" w:name="Medium Shading 2 Accent 6"/>
+    <w:lsdException w:unhideWhenUsed="0" w:uiPriority="65" w:semiHidden="0" w:name="Medium List 1 Accent 6"/>
+    <w:lsdException w:unhideWhenUsed="0" w:uiPriority="66" w:semiHidden="0" w:name="Medium List 2 Accent 6"/>
+    <w:lsdException w:unhideWhenUsed="0" w:uiPriority="67" w:semiHidden="0" w:name="Medium Grid 1 Accent 6"/>
+    <w:lsdException w:unhideWhenUsed="0" w:uiPriority="68" w:semiHidden="0" w:name="Medium Grid 2 Accent 6"/>
+    <w:lsdException w:unhideWhenUsed="0" w:uiPriority="69" w:semiHidden="0" w:name="Medium Grid 3 Accent 6"/>
+    <w:lsdException w:unhideWhenUsed="0" w:uiPriority="70" w:semiHidden="0" w:name="Dark List Accent 6"/>
+    <w:lsdException w:unhideWhenUsed="0" w:uiPriority="71" w:semiHidden="0" w:name="Colorful Shading Accent 6"/>
+    <w:lsdException w:unhideWhenUsed="0" w:uiPriority="72" w:semiHidden="0" w:name="Colorful List Accent 6"/>
+    <w:lsdException w:unhideWhenUsed="0" w:uiPriority="73" w:semiHidden="0" w:name="Colorful Grid Accent 6"/>
+  </w:latentStyles>
+  <w:style w:type="paragraph" w:default="1" w:styleId="1">
     <w:name w:val="Normal"/>
     <w:qFormat/>
-    <w:pPr>
-      <w:widowControl w:val="false"/>
+    <w:uiPriority w:val="0"/>
+    <w:pPr>
+      <w:widowControl w:val="0"/>
+      <w:suppressAutoHyphens/>
       <w:bidi w:val="0"/>
-      <w:spacing w:lineRule="exact" w:line="315"/>
+      <w:spacing w:line="315" w:lineRule="exact"/>
       <w:jc w:val="both"/>
       <w:textAlignment w:val="bottom"/>
     </w:pPr>
@@ -1336,20 +1590,21 @@
       <w:color w:val="auto"/>
       <w:sz w:val="21"/>
       <w:szCs w:val="20"/>
-      <w:lang w:bidi="ar-SA" w:val="en-US" w:eastAsia="zh-CN"/>
-    </w:rPr>
-  </w:style>
-  <w:style w:type="paragraph" w:styleId="Heading1">
+      <w:lang w:val="en-US" w:eastAsia="zh-CN" w:bidi="ar-SA"/>
+    </w:rPr>
+  </w:style>
+  <w:style w:type="paragraph" w:styleId="2">
     <w:name w:val="heading 1"/>
-    <w:basedOn w:val="Normal"/>
-    <w:next w:val="Normal"/>
-    <w:qFormat/>
+    <w:basedOn w:val="1"/>
+    <w:next w:val="1"/>
+    <w:qFormat/>
+    <w:uiPriority w:val="0"/>
     <w:pPr>
       <w:numPr>
         <w:ilvl w:val="0"/>
         <w:numId w:val="1"/>
       </w:numPr>
-      <w:spacing w:lineRule="auto" w:line="960" w:before="315" w:after="0"/>
+      <w:spacing w:before="315" w:after="0" w:line="960" w:lineRule="auto"/>
       <w:jc w:val="center"/>
       <w:textAlignment w:val="auto"/>
       <w:outlineLvl w:val="0"/>
@@ -1360,19 +1615,20 @@
       <w:sz w:val="44"/>
     </w:rPr>
   </w:style>
-  <w:style w:type="paragraph" w:styleId="Heading2">
+  <w:style w:type="paragraph" w:styleId="3">
     <w:name w:val="heading 2"/>
-    <w:basedOn w:val="Normal"/>
-    <w:next w:val="Normal"/>
-    <w:qFormat/>
+    <w:basedOn w:val="1"/>
+    <w:next w:val="1"/>
+    <w:qFormat/>
+    <w:uiPriority w:val="0"/>
     <w:pPr>
       <w:numPr>
         <w:ilvl w:val="1"/>
         <w:numId w:val="1"/>
       </w:numPr>
-      <w:overflowPunct w:val="false"/>
-      <w:spacing w:lineRule="auto" w:line="600" w:before="157" w:after="0"/>
-      <w:jc w:val="start"/>
+      <w:overflowPunct w:val="0"/>
+      <w:spacing w:before="157" w:after="0" w:line="600" w:lineRule="auto"/>
+      <w:jc w:val="left"/>
       <w:textAlignment w:val="baseline"/>
       <w:outlineLvl w:val="1"/>
     </w:pPr>
@@ -1383,20 +1639,21 @@
       <w:lang w:val="zh-CN" w:eastAsia="zh-CN"/>
     </w:rPr>
   </w:style>
-  <w:style w:type="paragraph" w:styleId="Heading3">
+  <w:style w:type="paragraph" w:styleId="4">
     <w:name w:val="heading 3"/>
-    <w:basedOn w:val="Normal"/>
-    <w:next w:val="Normal"/>
-    <w:qFormat/>
-    <w:pPr>
-      <w:keepNext w:val="true"/>
+    <w:basedOn w:val="1"/>
+    <w:next w:val="1"/>
+    <w:qFormat/>
+    <w:uiPriority w:val="0"/>
+    <w:pPr>
+      <w:keepNext/>
       <w:keepLines/>
       <w:numPr>
         <w:ilvl w:val="2"/>
         <w:numId w:val="1"/>
       </w:numPr>
-      <w:spacing w:lineRule="auto" w:line="480"/>
-      <w:jc w:val="start"/>
+      <w:spacing w:line="480" w:lineRule="auto"/>
+      <w:jc w:val="left"/>
       <w:outlineLvl w:val="2"/>
     </w:pPr>
     <w:rPr>
@@ -1404,20 +1661,21 @@
       <w:sz w:val="24"/>
     </w:rPr>
   </w:style>
-  <w:style w:type="paragraph" w:styleId="Heading4">
+  <w:style w:type="paragraph" w:styleId="5">
     <w:name w:val="heading 4"/>
-    <w:basedOn w:val="Normal"/>
-    <w:next w:val="Normal"/>
-    <w:qFormat/>
-    <w:pPr>
-      <w:keepNext w:val="true"/>
+    <w:basedOn w:val="1"/>
+    <w:next w:val="1"/>
+    <w:qFormat/>
+    <w:uiPriority w:val="0"/>
+    <w:pPr>
+      <w:keepNext/>
       <w:keepLines/>
       <w:numPr>
         <w:ilvl w:val="3"/>
         <w:numId w:val="1"/>
       </w:numPr>
-      <w:spacing w:lineRule="auto" w:line="480"/>
-      <w:jc w:val="start"/>
+      <w:spacing w:line="480" w:lineRule="auto"/>
+      <w:jc w:val="left"/>
       <w:outlineLvl w:val="3"/>
     </w:pPr>
     <w:rPr>
@@ -1426,18 +1684,19 @@
       <w:szCs w:val="28"/>
     </w:rPr>
   </w:style>
-  <w:style w:type="paragraph" w:styleId="Heading5">
+  <w:style w:type="paragraph" w:styleId="6">
     <w:name w:val="heading 5"/>
-    <w:basedOn w:val="Normal"/>
-    <w:next w:val="Normal"/>
-    <w:qFormat/>
+    <w:basedOn w:val="1"/>
+    <w:next w:val="1"/>
+    <w:qFormat/>
+    <w:uiPriority w:val="0"/>
     <w:pPr>
       <w:numPr>
         <w:ilvl w:val="4"/>
         <w:numId w:val="1"/>
       </w:numPr>
       <w:spacing w:before="240" w:after="60"/>
-      <w:jc w:val="start"/>
+      <w:jc w:val="left"/>
       <w:outlineLvl w:val="4"/>
     </w:pPr>
     <w:rPr>
@@ -1449,23 +1708,23 @@
       <w:szCs w:val="26"/>
     </w:rPr>
   </w:style>
-  <w:style w:type="paragraph" w:styleId="Heading6">
+  <w:style w:type="paragraph" w:styleId="7">
     <w:name w:val="heading 6"/>
-    <w:basedOn w:val="Normal"/>
-    <w:next w:val="Normal"/>
-    <w:qFormat/>
+    <w:basedOn w:val="1"/>
+    <w:next w:val="1"/>
+    <w:qFormat/>
+    <w:uiPriority w:val="0"/>
     <w:pPr>
       <w:numPr>
         <w:ilvl w:val="5"/>
         <w:numId w:val="1"/>
       </w:numPr>
       <w:tabs>
-        <w:tab w:val="clear" w:pos="720"/>
-        <w:tab w:val="left" w:pos="3402" w:leader="none"/>
+        <w:tab w:val="left" w:pos="3402"/>
       </w:tabs>
-      <w:spacing w:lineRule="auto" w:line="240"/>
-      <w:ind w:hanging="0" w:start="5103" w:end="0"/>
-      <w:jc w:val="start"/>
+      <w:spacing w:line="240" w:lineRule="auto"/>
+      <w:ind w:left="5103" w:right="0" w:firstLine="0"/>
+      <w:jc w:val="left"/>
       <w:outlineLvl w:val="5"/>
     </w:pPr>
     <w:rPr>
@@ -1474,34 +1733,35 @@
       <w:szCs w:val="22"/>
     </w:rPr>
   </w:style>
-  <w:style w:type="paragraph" w:styleId="Heading7">
+  <w:style w:type="paragraph" w:styleId="8">
     <w:name w:val="heading 7"/>
-    <w:basedOn w:val="Normal"/>
-    <w:next w:val="Normal"/>
-    <w:qFormat/>
+    <w:basedOn w:val="1"/>
+    <w:next w:val="1"/>
+    <w:qFormat/>
+    <w:uiPriority w:val="0"/>
     <w:pPr>
       <w:numPr>
         <w:ilvl w:val="6"/>
         <w:numId w:val="1"/>
       </w:numPr>
       <w:spacing w:before="240" w:after="60"/>
-      <w:jc w:val="start"/>
+      <w:jc w:val="left"/>
       <w:outlineLvl w:val="6"/>
     </w:pPr>
-    <w:rPr/>
-  </w:style>
-  <w:style w:type="paragraph" w:styleId="Heading8">
+  </w:style>
+  <w:style w:type="paragraph" w:styleId="9">
     <w:name w:val="heading 8"/>
-    <w:basedOn w:val="Normal"/>
-    <w:next w:val="Normal"/>
-    <w:qFormat/>
+    <w:basedOn w:val="1"/>
+    <w:next w:val="1"/>
+    <w:qFormat/>
+    <w:uiPriority w:val="0"/>
     <w:pPr>
       <w:numPr>
         <w:ilvl w:val="7"/>
         <w:numId w:val="1"/>
       </w:numPr>
       <w:spacing w:before="240" w:after="60"/>
-      <w:jc w:val="start"/>
+      <w:jc w:val="left"/>
       <w:outlineLvl w:val="7"/>
     </w:pPr>
     <w:rPr>
@@ -1509,18 +1769,19 @@
       <w:iCs/>
     </w:rPr>
   </w:style>
-  <w:style w:type="paragraph" w:styleId="Heading9">
+  <w:style w:type="paragraph" w:styleId="10">
     <w:name w:val="heading 9"/>
-    <w:basedOn w:val="Normal"/>
-    <w:next w:val="Normal"/>
-    <w:qFormat/>
+    <w:basedOn w:val="1"/>
+    <w:next w:val="1"/>
+    <w:qFormat/>
+    <w:uiPriority w:val="0"/>
     <w:pPr>
       <w:numPr>
         <w:ilvl w:val="8"/>
         <w:numId w:val="1"/>
       </w:numPr>
       <w:spacing w:before="240" w:after="60"/>
-      <w:jc w:val="start"/>
+      <w:jc w:val="left"/>
       <w:outlineLvl w:val="8"/>
     </w:pPr>
     <w:rPr>
@@ -1529,167 +1790,30 @@
       <w:szCs w:val="22"/>
     </w:rPr>
   </w:style>
-  <w:style w:type="character" w:styleId="WW8Num1z0">
-    <w:name w:val="WW8Num1z0"/>
-    <w:qFormat/>
-    <w:rPr>
-      <w:rFonts w:ascii="Symbol" w:hAnsi="Symbol" w:cs="Symbol"/>
-    </w:rPr>
-  </w:style>
-  <w:style w:type="character" w:styleId="WW8Num2z0">
-    <w:name w:val="WW8Num2z0"/>
-    <w:qFormat/>
-    <w:rPr>
-      <w:rFonts w:ascii="Symbol" w:hAnsi="Symbol" w:cs="Symbol"/>
-    </w:rPr>
-  </w:style>
-  <w:style w:type="character" w:styleId="WW8Num3z0">
-    <w:name w:val="WW8Num3z0"/>
-    <w:qFormat/>
-    <w:rPr>
-      <w:rFonts w:ascii="Symbol" w:hAnsi="Symbol" w:cs="Symbol"/>
-    </w:rPr>
-  </w:style>
-  <w:style w:type="character" w:styleId="WW8Num4z0">
-    <w:name w:val="WW8Num4z0"/>
-    <w:qFormat/>
-    <w:rPr>
-      <w:rFonts w:ascii="Symbol" w:hAnsi="Symbol" w:cs="Symbol"/>
-    </w:rPr>
-  </w:style>
-  <w:style w:type="character" w:styleId="WW8Num4z1">
-    <w:name w:val="WW8Num4z1"/>
-    <w:qFormat/>
-    <w:rPr>
-      <w:rFonts w:ascii="Courier New" w:hAnsi="Courier New" w:cs="Courier New"/>
-    </w:rPr>
-  </w:style>
-  <w:style w:type="character" w:styleId="WW8Num4z2">
-    <w:name w:val="WW8Num4z2"/>
-    <w:qFormat/>
-    <w:rPr>
-      <w:rFonts w:ascii="Wingdings" w:hAnsi="Wingdings" w:cs="Wingdings"/>
-    </w:rPr>
-  </w:style>
-  <w:style w:type="character" w:styleId="WW8Num5z0">
-    <w:name w:val="WW8Num5z0"/>
-    <w:qFormat/>
-    <w:rPr>
-      <w:rFonts w:hint="eastAsia"/>
-    </w:rPr>
-  </w:style>
-  <w:style w:type="character" w:styleId="Style5">
-    <w:name w:val="默认段落字体"/>
-    <w:qFormat/>
-    <w:rPr/>
-  </w:style>
-  <w:style w:type="character" w:styleId="FootnoteCharacters">
-    <w:name w:val="Footnote Characters"/>
-    <w:qFormat/>
-    <w:rPr>
-      <w:sz w:val="18"/>
-      <w:vertAlign w:val="superscript"/>
-    </w:rPr>
-  </w:style>
-  <w:style w:type="character" w:styleId="PageNumber">
-    <w:name w:val="page number"/>
-    <w:basedOn w:val="Style5"/>
-    <w:rPr/>
-  </w:style>
-  <w:style w:type="character" w:styleId="Style6">
-    <w:name w:val="批注引用"/>
-    <w:qFormat/>
-    <w:rPr>
-      <w:sz w:val="16"/>
-      <w:szCs w:val="16"/>
-    </w:rPr>
-  </w:style>
-  <w:style w:type="character" w:styleId="Emphasis">
-    <w:name w:val="Emphasis"/>
-    <w:qFormat/>
-    <w:rPr>
-      <w:i/>
-      <w:iCs/>
-    </w:rPr>
-  </w:style>
-  <w:style w:type="character" w:styleId="FollowedHyperlink">
-    <w:name w:val="FollowedHyperlink"/>
-    <w:rPr>
-      <w:color w:val="800080"/>
-      <w:u w:val="single"/>
-    </w:rPr>
-  </w:style>
-  <w:style w:type="character" w:styleId="HTML">
-    <w:name w:val="HTML 打字机"/>
-    <w:qFormat/>
-    <w:rPr>
-      <w:rFonts w:ascii="Arial Unicode MS" w:hAnsi="Arial Unicode MS" w:eastAsia="Arial Unicode MS" w:cs="Arial Unicode MS"/>
-      <w:sz w:val="20"/>
-      <w:szCs w:val="20"/>
-    </w:rPr>
-  </w:style>
-  <w:style w:type="character" w:styleId="Hyperlink">
-    <w:name w:val="Hyperlink"/>
-    <w:rPr>
-      <w:color w:val="0000FF"/>
-      <w:u w:val="single"/>
-    </w:rPr>
-  </w:style>
-  <w:style w:type="character" w:styleId="MTEquationSection">
-    <w:name w:val="MTEquationSection"/>
-    <w:qFormat/>
-    <w:rPr>
-      <w:vanish/>
-      <w:color w:val="FF0000"/>
-    </w:rPr>
-  </w:style>
-  <w:style w:type="character" w:styleId="p101">
-    <w:name w:val="p101"/>
-    <w:qFormat/>
-    <w:rPr>
-      <w:rFonts w:ascii="宋体;SimSun" w:hAnsi="宋体;SimSun" w:eastAsia="宋体;SimSun" w:cs="宋体;SimSun" w:hint="eastAsia"/>
-      <w:strike w:val="false"/>
-      <w:dstrike w:val="false"/>
-      <w:sz w:val="21"/>
-      <w:szCs w:val="21"/>
-      <w:u w:val="none"/>
-    </w:rPr>
-  </w:style>
-  <w:style w:type="paragraph" w:styleId="Heading">
-    <w:name w:val="Heading"/>
-    <w:basedOn w:val="Normal"/>
-    <w:next w:val="BodyText"/>
-    <w:qFormat/>
-    <w:pPr>
-      <w:keepNext w:val="true"/>
-      <w:spacing w:before="240" w:after="120"/>
-    </w:pPr>
-    <w:rPr>
-      <w:rFonts w:ascii="Liberation Sans" w:hAnsi="Liberation Sans" w:eastAsia="PingFang SC" w:cs="Arial Unicode MS"/>
-      <w:sz w:val="28"/>
-      <w:szCs w:val="28"/>
-    </w:rPr>
-  </w:style>
-  <w:style w:type="paragraph" w:styleId="BodyText">
-    <w:name w:val="Body Text"/>
-    <w:basedOn w:val="Normal"/>
-    <w:pPr>
-      <w:spacing w:lineRule="auto" w:line="276" w:before="0" w:after="140"/>
-    </w:pPr>
-    <w:rPr/>
-  </w:style>
-  <w:style w:type="paragraph" w:styleId="List">
-    <w:name w:val="List"/>
-    <w:basedOn w:val="BodyText"/>
-    <w:pPr/>
-    <w:rPr>
-      <w:rFonts w:cs="Arial Unicode MS"/>
-    </w:rPr>
-  </w:style>
-  <w:style w:type="paragraph" w:styleId="Caption">
+  <w:style w:type="character" w:default="1" w:styleId="24">
+    <w:name w:val="Default Paragraph Font"/>
+    <w:semiHidden/>
+    <w:qFormat/>
+    <w:uiPriority w:val="0"/>
+  </w:style>
+  <w:style w:type="table" w:default="1" w:styleId="23">
+    <w:name w:val="Normal Table"/>
+    <w:semiHidden/>
+    <w:uiPriority w:val="0"/>
+    <w:tblPr>
+      <w:tblCellMar>
+        <w:top w:w="0" w:type="dxa"/>
+        <w:left w:w="108" w:type="dxa"/>
+        <w:bottom w:w="0" w:type="dxa"/>
+        <w:right w:w="108" w:type="dxa"/>
+      </w:tblCellMar>
+    </w:tblPr>
+  </w:style>
+  <w:style w:type="paragraph" w:styleId="11">
     <w:name w:val="caption"/>
-    <w:basedOn w:val="Normal"/>
-    <w:qFormat/>
+    <w:basedOn w:val="1"/>
+    <w:qFormat/>
+    <w:uiPriority w:val="0"/>
     <w:pPr>
       <w:suppressLineNumbers/>
       <w:spacing w:before="120" w:after="120"/>
@@ -1702,10 +1826,308 @@
       <w:szCs w:val="24"/>
     </w:rPr>
   </w:style>
-  <w:style w:type="paragraph" w:styleId="Index">
+  <w:style w:type="paragraph" w:styleId="12">
+    <w:name w:val="Body Text"/>
+    <w:basedOn w:val="1"/>
+    <w:qFormat/>
+    <w:uiPriority w:val="0"/>
+    <w:pPr>
+      <w:spacing w:before="0" w:after="140" w:line="276" w:lineRule="auto"/>
+    </w:pPr>
+  </w:style>
+  <w:style w:type="paragraph" w:styleId="13">
+    <w:name w:val="toc 3"/>
+    <w:basedOn w:val="1"/>
+    <w:next w:val="1"/>
+    <w:uiPriority w:val="0"/>
+    <w:pPr>
+      <w:widowControl/>
+      <w:spacing w:line="240" w:lineRule="auto"/>
+      <w:ind w:left="480" w:right="0" w:firstLine="0"/>
+      <w:textAlignment w:val="auto"/>
+    </w:pPr>
+    <w:rPr>
+      <w:sz w:val="20"/>
+      <w:szCs w:val="24"/>
+    </w:rPr>
+  </w:style>
+  <w:style w:type="paragraph" w:styleId="14">
+    <w:name w:val="endnote text"/>
+    <w:basedOn w:val="1"/>
+    <w:qFormat/>
+    <w:uiPriority w:val="0"/>
+    <w:pPr>
+      <w:snapToGrid w:val="0"/>
+      <w:spacing w:line="240" w:lineRule="auto"/>
+      <w:ind w:left="0" w:right="0" w:firstLine="425"/>
+      <w:jc w:val="left"/>
+      <w:textAlignment w:val="auto"/>
+    </w:pPr>
+    <w:rPr>
+      <w:kern w:val="2"/>
+    </w:rPr>
+  </w:style>
+  <w:style w:type="paragraph" w:styleId="15">
+    <w:name w:val="footer"/>
+    <w:basedOn w:val="1"/>
+    <w:uiPriority w:val="0"/>
+    <w:pPr>
+      <w:tabs>
+        <w:tab w:val="center" w:pos="4153"/>
+        <w:tab w:val="right" w:pos="8306"/>
+      </w:tabs>
+      <w:spacing w:line="240" w:lineRule="atLeast"/>
+    </w:pPr>
+    <w:rPr>
+      <w:sz w:val="18"/>
+    </w:rPr>
+  </w:style>
+  <w:style w:type="paragraph" w:styleId="16">
+    <w:name w:val="header"/>
+    <w:basedOn w:val="1"/>
+    <w:qFormat/>
+    <w:uiPriority w:val="0"/>
+    <w:pPr>
+      <w:pBdr>
+        <w:bottom w:val="single" w:color="000000" w:sz="6" w:space="1"/>
+      </w:pBdr>
+      <w:tabs>
+        <w:tab w:val="center" w:pos="4153"/>
+        <w:tab w:val="right" w:pos="8306"/>
+      </w:tabs>
+      <w:spacing w:line="240" w:lineRule="atLeast"/>
+      <w:jc w:val="center"/>
+    </w:pPr>
+    <w:rPr>
+      <w:sz w:val="18"/>
+    </w:rPr>
+  </w:style>
+  <w:style w:type="paragraph" w:styleId="17">
+    <w:name w:val="toc 1"/>
+    <w:basedOn w:val="1"/>
+    <w:next w:val="1"/>
+    <w:qFormat/>
+    <w:uiPriority w:val="0"/>
+    <w:pPr>
+      <w:spacing w:line="240" w:lineRule="auto"/>
+    </w:pPr>
+    <w:rPr>
+      <w:sz w:val="16"/>
+    </w:rPr>
+  </w:style>
+  <w:style w:type="paragraph" w:styleId="18">
+    <w:name w:val="index heading"/>
+    <w:basedOn w:val="1"/>
+    <w:next w:val="1"/>
+    <w:qFormat/>
+    <w:uiPriority w:val="0"/>
+    <w:pPr>
+      <w:jc w:val="left"/>
+    </w:pPr>
+  </w:style>
+  <w:style w:type="paragraph" w:styleId="19">
+    <w:name w:val="List"/>
+    <w:basedOn w:val="12"/>
+    <w:qFormat/>
+    <w:uiPriority w:val="0"/>
+    <w:rPr>
+      <w:rFonts w:cs="Arial Unicode MS"/>
+    </w:rPr>
+  </w:style>
+  <w:style w:type="paragraph" w:styleId="20">
+    <w:name w:val="footnote text"/>
+    <w:basedOn w:val="1"/>
+    <w:uiPriority w:val="0"/>
+    <w:pPr>
+      <w:spacing w:line="0" w:lineRule="atLeast"/>
+      <w:textAlignment w:val="baseline"/>
+    </w:pPr>
+    <w:rPr>
+      <w:rFonts w:ascii="宋体;SimSun" w:hAnsi="宋体;SimSun"/>
+      <w:sz w:val="18"/>
+    </w:rPr>
+  </w:style>
+  <w:style w:type="paragraph" w:styleId="21">
+    <w:name w:val="toc 2"/>
+    <w:basedOn w:val="1"/>
+    <w:next w:val="1"/>
+    <w:uiPriority w:val="0"/>
+    <w:pPr>
+      <w:ind w:left="210" w:right="0" w:firstLine="0"/>
+    </w:pPr>
+  </w:style>
+  <w:style w:type="paragraph" w:styleId="22">
+    <w:name w:val="index 1"/>
+    <w:basedOn w:val="1"/>
+    <w:next w:val="1"/>
+    <w:qFormat/>
+    <w:uiPriority w:val="0"/>
+    <w:pPr>
+      <w:ind w:left="210" w:right="0" w:hanging="210"/>
+    </w:pPr>
+  </w:style>
+  <w:style w:type="character" w:styleId="25">
+    <w:name w:val="page number"/>
+    <w:basedOn w:val="26"/>
+    <w:qFormat/>
+    <w:uiPriority w:val="0"/>
+  </w:style>
+  <w:style w:type="character" w:customStyle="1" w:styleId="26">
+    <w:name w:val="默认段落字体1"/>
+    <w:qFormat/>
+    <w:uiPriority w:val="0"/>
+  </w:style>
+  <w:style w:type="character" w:styleId="27">
+    <w:name w:val="FollowedHyperlink"/>
+    <w:uiPriority w:val="0"/>
+    <w:rPr>
+      <w:color w:val="800080"/>
+      <w:u w:val="single"/>
+    </w:rPr>
+  </w:style>
+  <w:style w:type="character" w:styleId="28">
+    <w:name w:val="Emphasis"/>
+    <w:qFormat/>
+    <w:uiPriority w:val="0"/>
+    <w:rPr>
+      <w:i/>
+      <w:iCs/>
+    </w:rPr>
+  </w:style>
+  <w:style w:type="character" w:styleId="29">
+    <w:name w:val="Hyperlink"/>
+    <w:qFormat/>
+    <w:uiPriority w:val="0"/>
+    <w:rPr>
+      <w:color w:val="0000FF"/>
+      <w:u w:val="single"/>
+    </w:rPr>
+  </w:style>
+  <w:style w:type="character" w:customStyle="1" w:styleId="30">
+    <w:name w:val="WW8Num1z0"/>
+    <w:qFormat/>
+    <w:uiPriority w:val="0"/>
+    <w:rPr>
+      <w:rFonts w:ascii="Symbol" w:hAnsi="Symbol" w:cs="Symbol"/>
+    </w:rPr>
+  </w:style>
+  <w:style w:type="character" w:customStyle="1" w:styleId="31">
+    <w:name w:val="WW8Num2z0"/>
+    <w:qFormat/>
+    <w:uiPriority w:val="0"/>
+    <w:rPr>
+      <w:rFonts w:ascii="Symbol" w:hAnsi="Symbol" w:cs="Symbol"/>
+    </w:rPr>
+  </w:style>
+  <w:style w:type="character" w:customStyle="1" w:styleId="32">
+    <w:name w:val="WW8Num3z0"/>
+    <w:qFormat/>
+    <w:uiPriority w:val="0"/>
+    <w:rPr>
+      <w:rFonts w:ascii="Symbol" w:hAnsi="Symbol" w:cs="Symbol"/>
+    </w:rPr>
+  </w:style>
+  <w:style w:type="character" w:customStyle="1" w:styleId="33">
+    <w:name w:val="WW8Num4z0"/>
+    <w:qFormat/>
+    <w:uiPriority w:val="0"/>
+    <w:rPr>
+      <w:rFonts w:ascii="Symbol" w:hAnsi="Symbol" w:cs="Symbol"/>
+    </w:rPr>
+  </w:style>
+  <w:style w:type="character" w:customStyle="1" w:styleId="34">
+    <w:name w:val="WW8Num4z1"/>
+    <w:qFormat/>
+    <w:uiPriority w:val="0"/>
+    <w:rPr>
+      <w:rFonts w:ascii="Courier New" w:hAnsi="Courier New" w:cs="Courier New"/>
+    </w:rPr>
+  </w:style>
+  <w:style w:type="character" w:customStyle="1" w:styleId="35">
+    <w:name w:val="WW8Num4z2"/>
+    <w:qFormat/>
+    <w:uiPriority w:val="0"/>
+    <w:rPr>
+      <w:rFonts w:ascii="Wingdings" w:hAnsi="Wingdings" w:cs="Wingdings"/>
+    </w:rPr>
+  </w:style>
+  <w:style w:type="character" w:customStyle="1" w:styleId="36">
+    <w:name w:val="WW8Num5z0"/>
+    <w:qFormat/>
+    <w:uiPriority w:val="0"/>
+    <w:rPr>
+      <w:rFonts w:hint="eastAsia"/>
+    </w:rPr>
+  </w:style>
+  <w:style w:type="character" w:customStyle="1" w:styleId="37">
+    <w:name w:val="Footnote Characters"/>
+    <w:qFormat/>
+    <w:uiPriority w:val="0"/>
+    <w:rPr>
+      <w:sz w:val="18"/>
+      <w:vertAlign w:val="superscript"/>
+    </w:rPr>
+  </w:style>
+  <w:style w:type="character" w:customStyle="1" w:styleId="38">
+    <w:name w:val="批注引用1"/>
+    <w:qFormat/>
+    <w:uiPriority w:val="0"/>
+    <w:rPr>
+      <w:sz w:val="16"/>
+      <w:szCs w:val="16"/>
+    </w:rPr>
+  </w:style>
+  <w:style w:type="character" w:customStyle="1" w:styleId="39">
+    <w:name w:val="HTML 打字机1"/>
+    <w:qFormat/>
+    <w:uiPriority w:val="0"/>
+    <w:rPr>
+      <w:rFonts w:ascii="Arial Unicode MS" w:hAnsi="Arial Unicode MS" w:eastAsia="Arial Unicode MS" w:cs="Arial Unicode MS"/>
+      <w:sz w:val="20"/>
+      <w:szCs w:val="20"/>
+    </w:rPr>
+  </w:style>
+  <w:style w:type="character" w:customStyle="1" w:styleId="40">
+    <w:name w:val="MTEquationSection"/>
+    <w:qFormat/>
+    <w:uiPriority w:val="0"/>
+    <w:rPr>
+      <w:vanish/>
+      <w:color w:val="FF0000"/>
+    </w:rPr>
+  </w:style>
+  <w:style w:type="character" w:customStyle="1" w:styleId="41">
+    <w:name w:val="p101"/>
+    <w:qFormat/>
+    <w:uiPriority w:val="0"/>
+    <w:rPr>
+      <w:rFonts w:hint="eastAsia" w:ascii="宋体;SimSun" w:hAnsi="宋体;SimSun" w:eastAsia="宋体;SimSun" w:cs="宋体;SimSun"/>
+      <w:sz w:val="21"/>
+      <w:szCs w:val="21"/>
+      <w:u w:val="none"/>
+    </w:rPr>
+  </w:style>
+  <w:style w:type="paragraph" w:customStyle="1" w:styleId="42">
+    <w:name w:val="Heading"/>
+    <w:basedOn w:val="1"/>
+    <w:next w:val="12"/>
+    <w:qFormat/>
+    <w:uiPriority w:val="0"/>
+    <w:pPr>
+      <w:keepNext/>
+      <w:spacing w:before="240" w:after="120"/>
+    </w:pPr>
+    <w:rPr>
+      <w:rFonts w:ascii="Liberation Sans" w:hAnsi="Liberation Sans" w:eastAsia="PingFang SC" w:cs="Arial Unicode MS"/>
+      <w:sz w:val="28"/>
+      <w:szCs w:val="28"/>
+    </w:rPr>
+  </w:style>
+  <w:style w:type="paragraph" w:customStyle="1" w:styleId="43">
     <w:name w:val="Index"/>
-    <w:basedOn w:val="Normal"/>
-    <w:qFormat/>
+    <w:basedOn w:val="1"/>
+    <w:qFormat/>
+    <w:uiPriority w:val="0"/>
     <w:pPr>
       <w:suppressLineNumbers/>
     </w:pPr>
@@ -1713,106 +2135,62 @@
       <w:rFonts w:cs="Arial Unicode MS"/>
     </w:rPr>
   </w:style>
-  <w:style w:type="paragraph" w:styleId="Style7">
-    <w:name w:val="文档结构图"/>
-    <w:basedOn w:val="Normal"/>
-    <w:qFormat/>
-    <w:pPr>
-      <w:shd w:fill="000080" w:val="clear"/>
+  <w:style w:type="paragraph" w:customStyle="1" w:styleId="44">
+    <w:name w:val="文档结构图1"/>
+    <w:basedOn w:val="1"/>
+    <w:qFormat/>
+    <w:uiPriority w:val="0"/>
+    <w:pPr>
+      <w:shd w:val="clear" w:fill="000080"/>
     </w:pPr>
     <w:rPr>
       <w:rFonts w:ascii="Tahoma" w:hAnsi="Tahoma" w:cs="Tahoma"/>
     </w:rPr>
   </w:style>
-  <w:style w:type="paragraph" w:styleId="HeaderandFooter">
+  <w:style w:type="paragraph" w:customStyle="1" w:styleId="45">
     <w:name w:val="Header and Footer"/>
-    <w:basedOn w:val="Normal"/>
-    <w:qFormat/>
+    <w:basedOn w:val="1"/>
+    <w:qFormat/>
+    <w:uiPriority w:val="0"/>
     <w:pPr>
       <w:suppressLineNumbers/>
       <w:tabs>
-        <w:tab w:val="clear" w:pos="720"/>
-        <w:tab w:val="center" w:pos="4819" w:leader="none"/>
-        <w:tab w:val="right" w:pos="9638" w:leader="none"/>
+        <w:tab w:val="center" w:pos="4819"/>
+        <w:tab w:val="right" w:pos="9638"/>
       </w:tabs>
     </w:pPr>
-    <w:rPr/>
-  </w:style>
-  <w:style w:type="paragraph" w:styleId="Footer">
-    <w:name w:val="footer"/>
-    <w:basedOn w:val="Normal"/>
-    <w:pPr>
-      <w:tabs>
-        <w:tab w:val="clear" w:pos="720"/>
-        <w:tab w:val="center" w:pos="4153" w:leader="none"/>
-        <w:tab w:val="right" w:pos="8306" w:leader="none"/>
-      </w:tabs>
-      <w:spacing w:lineRule="atLeast" w:line="240"/>
-    </w:pPr>
-    <w:rPr>
-      <w:sz w:val="18"/>
-    </w:rPr>
-  </w:style>
-  <w:style w:type="paragraph" w:styleId="FootnoteText">
-    <w:name w:val="footnote text"/>
-    <w:basedOn w:val="Normal"/>
-    <w:pPr>
-      <w:spacing w:lineRule="atLeast" w:line="0"/>
-      <w:textAlignment w:val="baseline"/>
+  </w:style>
+  <w:style w:type="paragraph" w:customStyle="1" w:styleId="46">
+    <w:name w:val="正文缩进1"/>
+    <w:basedOn w:val="1"/>
+    <w:qFormat/>
+    <w:uiPriority w:val="0"/>
+    <w:pPr>
+      <w:ind w:left="0" w:leftChars="0" w:right="0" w:rightChars="0" w:firstLineChars="200"/>
+    </w:pPr>
+  </w:style>
+  <w:style w:type="paragraph" w:customStyle="1" w:styleId="47">
+    <w:name w:val="公式"/>
+    <w:basedOn w:val="46"/>
+    <w:qFormat/>
+    <w:uiPriority w:val="0"/>
+    <w:pPr>
+      <w:spacing w:line="240" w:lineRule="auto"/>
+      <w:ind w:left="0" w:leftChars="0" w:right="0" w:rightChars="0" w:firstLine="0" w:firstLineChars="0"/>
+      <w:jc w:val="center"/>
     </w:pPr>
     <w:rPr>
       <w:rFonts w:ascii="宋体;SimSun" w:hAnsi="宋体;SimSun"/>
-      <w:sz w:val="18"/>
-    </w:rPr>
-  </w:style>
-  <w:style w:type="paragraph" w:styleId="Header">
-    <w:name w:val="header"/>
-    <w:basedOn w:val="Normal"/>
-    <w:pPr>
-      <w:pBdr>
-        <w:bottom w:val="single" w:sz="6" w:space="1" w:color="000000"/>
-      </w:pBdr>
-      <w:tabs>
-        <w:tab w:val="clear" w:pos="720"/>
-        <w:tab w:val="center" w:pos="4153" w:leader="none"/>
-        <w:tab w:val="right" w:pos="8306" w:leader="none"/>
-      </w:tabs>
-      <w:spacing w:lineRule="atLeast" w:line="240"/>
-      <w:jc w:val="center"/>
-    </w:pPr>
-    <w:rPr>
-      <w:sz w:val="18"/>
-    </w:rPr>
-  </w:style>
-  <w:style w:type="paragraph" w:styleId="Style8">
-    <w:name w:val="正文缩进"/>
-    <w:basedOn w:val="Normal"/>
-    <w:qFormat/>
-    <w:pPr>
-      <w:ind w:firstLineChars="200" w:startChars="0" w:start="0" w:endChars="0" w:end="0"/>
-    </w:pPr>
-    <w:rPr/>
-  </w:style>
-  <w:style w:type="paragraph" w:styleId="Style9">
-    <w:name w:val="公式"/>
-    <w:basedOn w:val="Style8"/>
-    <w:qFormat/>
-    <w:pPr>
-      <w:spacing w:lineRule="auto" w:line="240"/>
-      <w:ind w:firstLineChars="0" w:firstLine="0" w:startChars="0" w:start="0" w:endChars="0" w:end="0"/>
-      <w:jc w:val="center"/>
-    </w:pPr>
-    <w:rPr>
-      <w:rFonts w:ascii="宋体;SimSun" w:hAnsi="宋体;SimSun"/>
-    </w:rPr>
-  </w:style>
-  <w:style w:type="paragraph" w:styleId="Style10">
+    </w:rPr>
+  </w:style>
+  <w:style w:type="paragraph" w:customStyle="1" w:styleId="48">
     <w:name w:val="参考文献"/>
-    <w:basedOn w:val="Style8"/>
-    <w:qFormat/>
-    <w:pPr>
-      <w:spacing w:lineRule="exact" w:line="270"/>
-      <w:ind w:firstLineChars="200" w:startChars="0" w:start="0" w:endChars="0" w:end="0"/>
+    <w:basedOn w:val="46"/>
+    <w:qFormat/>
+    <w:uiPriority w:val="0"/>
+    <w:pPr>
+      <w:spacing w:line="270" w:lineRule="exact"/>
+      <w:ind w:left="0" w:leftChars="0" w:right="0" w:rightChars="0" w:firstLineChars="200"/>
       <w:textAlignment w:val="auto"/>
     </w:pPr>
     <w:rPr>
@@ -1821,13 +2199,14 @@
       <w:szCs w:val="24"/>
     </w:rPr>
   </w:style>
-  <w:style w:type="paragraph" w:styleId="Style11">
+  <w:style w:type="paragraph" w:customStyle="1" w:styleId="49">
     <w:name w:val="图"/>
-    <w:basedOn w:val="Style8"/>
-    <w:qFormat/>
-    <w:pPr>
-      <w:spacing w:lineRule="auto" w:line="240" w:before="157" w:after="0"/>
-      <w:ind w:firstLineChars="0" w:firstLine="0" w:startChars="0" w:start="0" w:endChars="0" w:end="0"/>
+    <w:basedOn w:val="46"/>
+    <w:qFormat/>
+    <w:uiPriority w:val="0"/>
+    <w:pPr>
+      <w:spacing w:before="157" w:after="0" w:line="240" w:lineRule="auto"/>
+      <w:ind w:left="0" w:leftChars="0" w:right="0" w:rightChars="0" w:firstLine="0" w:firstLineChars="0"/>
       <w:jc w:val="center"/>
       <w:textAlignment w:val="auto"/>
     </w:pPr>
@@ -1836,25 +2215,27 @@
       <w:szCs w:val="24"/>
     </w:rPr>
   </w:style>
-  <w:style w:type="paragraph" w:styleId="Style12">
+  <w:style w:type="paragraph" w:customStyle="1" w:styleId="50">
     <w:name w:val="图注"/>
-    <w:basedOn w:val="Normal"/>
-    <w:qFormat/>
-    <w:pPr>
-      <w:spacing w:lineRule="auto" w:line="240" w:before="0" w:after="160"/>
+    <w:basedOn w:val="1"/>
+    <w:qFormat/>
+    <w:uiPriority w:val="0"/>
+    <w:pPr>
+      <w:spacing w:before="0" w:after="160" w:line="240" w:lineRule="auto"/>
       <w:jc w:val="center"/>
     </w:pPr>
     <w:rPr>
       <w:sz w:val="18"/>
     </w:rPr>
   </w:style>
-  <w:style w:type="paragraph" w:styleId="Style13">
+  <w:style w:type="paragraph" w:customStyle="1" w:styleId="51">
     <w:name w:val="图题"/>
-    <w:basedOn w:val="Style8"/>
-    <w:qFormat/>
+    <w:basedOn w:val="46"/>
+    <w:qFormat/>
+    <w:uiPriority w:val="0"/>
     <w:pPr>
       <w:spacing w:before="0" w:after="157"/>
-      <w:ind w:firstLineChars="0" w:firstLine="0" w:startChars="0" w:start="0" w:endChars="0" w:end="0"/>
+      <w:ind w:left="0" w:leftChars="0" w:right="0" w:rightChars="0" w:firstLine="0" w:firstLineChars="0"/>
       <w:jc w:val="center"/>
       <w:textAlignment w:val="auto"/>
     </w:pPr>
@@ -1864,12 +2245,13 @@
       <w:szCs w:val="24"/>
     </w:rPr>
   </w:style>
-  <w:style w:type="paragraph" w:styleId="Style14">
+  <w:style w:type="paragraph" w:customStyle="1" w:styleId="52">
     <w:name w:val="表文字"/>
-    <w:basedOn w:val="Style8"/>
-    <w:qFormat/>
-    <w:pPr>
-      <w:ind w:firstLineChars="0" w:firstLine="0" w:startChars="0" w:start="0" w:endChars="0" w:end="0"/>
+    <w:basedOn w:val="46"/>
+    <w:qFormat/>
+    <w:uiPriority w:val="0"/>
+    <w:pPr>
+      <w:ind w:left="0" w:leftChars="0" w:right="0" w:rightChars="0" w:firstLine="0" w:firstLineChars="0"/>
       <w:jc w:val="center"/>
       <w:textAlignment w:val="auto"/>
     </w:pPr>
@@ -1879,10 +2261,11 @@
       <w:szCs w:val="24"/>
     </w:rPr>
   </w:style>
-  <w:style w:type="paragraph" w:styleId="Style15">
+  <w:style w:type="paragraph" w:customStyle="1" w:styleId="53">
     <w:name w:val="表题"/>
-    <w:basedOn w:val="Normal"/>
-    <w:qFormat/>
+    <w:basedOn w:val="1"/>
+    <w:qFormat/>
+    <w:uiPriority w:val="0"/>
     <w:pPr>
       <w:spacing w:before="160" w:after="0"/>
       <w:jc w:val="center"/>
@@ -1892,15 +2275,16 @@
       <w:sz w:val="18"/>
     </w:rPr>
   </w:style>
-  <w:style w:type="paragraph" w:styleId="AssemblyCode">
+  <w:style w:type="paragraph" w:customStyle="1" w:styleId="54">
     <w:name w:val="AssemblyCode"/>
-    <w:basedOn w:val="Normal"/>
-    <w:qFormat/>
+    <w:basedOn w:val="1"/>
+    <w:qFormat/>
+    <w:uiPriority w:val="0"/>
     <w:pPr>
       <w:widowControl/>
-      <w:spacing w:lineRule="auto" w:line="240"/>
-      <w:ind w:firstLine="510" w:start="0" w:end="0"/>
-      <w:jc w:val="start"/>
+      <w:spacing w:line="240" w:lineRule="auto"/>
+      <w:ind w:left="0" w:right="0" w:firstLine="510"/>
+      <w:jc w:val="left"/>
       <w:textAlignment w:val="auto"/>
     </w:pPr>
     <w:rPr>
@@ -1909,12 +2293,13 @@
       <w:szCs w:val="24"/>
     </w:rPr>
   </w:style>
-  <w:style w:type="paragraph" w:styleId="Style16">
-    <w:name w:val="批注框文本"/>
-    <w:basedOn w:val="Normal"/>
-    <w:qFormat/>
-    <w:pPr>
-      <w:jc w:val="start"/>
+  <w:style w:type="paragraph" w:customStyle="1" w:styleId="55">
+    <w:name w:val="批注框文本1"/>
+    <w:basedOn w:val="1"/>
+    <w:qFormat/>
+    <w:uiPriority w:val="0"/>
+    <w:pPr>
+      <w:jc w:val="left"/>
     </w:pPr>
     <w:rPr>
       <w:rFonts w:ascii="Tahoma" w:hAnsi="Tahoma" w:cs="Tahoma"/>
@@ -1922,21 +2307,22 @@
       <w:szCs w:val="16"/>
     </w:rPr>
   </w:style>
-  <w:style w:type="paragraph" w:styleId="Style17">
-    <w:name w:val="注释标题"/>
-    <w:basedOn w:val="Normal"/>
-    <w:next w:val="Normal"/>
-    <w:qFormat/>
-    <w:pPr>
-      <w:jc w:val="start"/>
-    </w:pPr>
-    <w:rPr/>
-  </w:style>
-  <w:style w:type="paragraph" w:styleId="Style18">
-    <w:name w:val="题注"/>
-    <w:basedOn w:val="Style17"/>
-    <w:next w:val="Normal"/>
-    <w:qFormat/>
+  <w:style w:type="paragraph" w:customStyle="1" w:styleId="56">
+    <w:name w:val="注释标题1"/>
+    <w:basedOn w:val="1"/>
+    <w:next w:val="1"/>
+    <w:qFormat/>
+    <w:uiPriority w:val="0"/>
+    <w:pPr>
+      <w:jc w:val="left"/>
+    </w:pPr>
+  </w:style>
+  <w:style w:type="paragraph" w:customStyle="1" w:styleId="57">
+    <w:name w:val="题注1"/>
+    <w:basedOn w:val="56"/>
+    <w:next w:val="1"/>
+    <w:qFormat/>
+    <w:uiPriority w:val="0"/>
     <w:pPr>
       <w:spacing w:before="152" w:after="160"/>
       <w:jc w:val="center"/>
@@ -1946,36 +2332,38 @@
       <w:kern w:val="2"/>
     </w:rPr>
   </w:style>
-  <w:style w:type="paragraph" w:styleId="Style19">
-    <w:name w:val="批注文字"/>
-    <w:basedOn w:val="Normal"/>
-    <w:qFormat/>
-    <w:pPr>
-      <w:jc w:val="start"/>
+  <w:style w:type="paragraph" w:customStyle="1" w:styleId="58">
+    <w:name w:val="批注文字1"/>
+    <w:basedOn w:val="1"/>
+    <w:qFormat/>
+    <w:uiPriority w:val="0"/>
+    <w:pPr>
+      <w:jc w:val="left"/>
     </w:pPr>
     <w:rPr>
       <w:sz w:val="20"/>
     </w:rPr>
   </w:style>
-  <w:style w:type="paragraph" w:styleId="Style20">
-    <w:name w:val="批注主题"/>
-    <w:basedOn w:val="Style19"/>
-    <w:next w:val="Style19"/>
-    <w:qFormat/>
-    <w:pPr/>
+  <w:style w:type="paragraph" w:customStyle="1" w:styleId="59">
+    <w:name w:val="批注主题1"/>
+    <w:basedOn w:val="58"/>
+    <w:next w:val="58"/>
+    <w:qFormat/>
+    <w:uiPriority w:val="0"/>
     <w:rPr>
       <w:b/>
       <w:bCs/>
     </w:rPr>
   </w:style>
-  <w:style w:type="paragraph" w:styleId="Style21">
-    <w:name w:val="日期"/>
-    <w:basedOn w:val="Normal"/>
-    <w:next w:val="Normal"/>
-    <w:qFormat/>
-    <w:pPr>
-      <w:spacing w:lineRule="auto" w:line="240"/>
-      <w:ind w:firstLineChars="0" w:firstLine="0" w:startChars="2500" w:endChars="0" w:end="0"/>
+  <w:style w:type="paragraph" w:customStyle="1" w:styleId="60">
+    <w:name w:val="日期1"/>
+    <w:basedOn w:val="1"/>
+    <w:next w:val="1"/>
+    <w:qFormat/>
+    <w:uiPriority w:val="0"/>
+    <w:pPr>
+      <w:spacing w:line="240" w:lineRule="auto"/>
+      <w:ind w:leftChars="2500" w:right="0" w:rightChars="0" w:firstLine="0" w:firstLineChars="0"/>
       <w:textAlignment w:val="auto"/>
     </w:pPr>
     <w:rPr>
@@ -1983,12 +2371,14 @@
       <w:szCs w:val="24"/>
     </w:rPr>
   </w:style>
-  <w:style w:type="paragraph" w:styleId="Default">
+  <w:style w:type="paragraph" w:customStyle="1" w:styleId="61">
     <w:name w:val="Default"/>
     <w:qFormat/>
-    <w:pPr>
-      <w:widowControl w:val="false"/>
-      <w:autoSpaceDE w:val="false"/>
+    <w:uiPriority w:val="0"/>
+    <w:pPr>
+      <w:widowControl w:val="0"/>
+      <w:suppressAutoHyphens/>
+      <w:autoSpaceDE w:val="0"/>
       <w:bidi w:val="0"/>
     </w:pPr>
     <w:rPr>
@@ -1996,96 +2386,62 @@
       <w:color w:val="auto"/>
       <w:sz w:val="20"/>
       <w:szCs w:val="20"/>
-      <w:lang w:bidi="ar-SA" w:val="en-US" w:eastAsia="zh-CN"/>
-    </w:rPr>
-  </w:style>
-  <w:style w:type="paragraph" w:styleId="EndnoteText">
-    <w:name w:val="endnote text"/>
-    <w:basedOn w:val="Normal"/>
-    <w:pPr>
-      <w:snapToGrid w:val="false"/>
-      <w:spacing w:lineRule="auto" w:line="240"/>
-      <w:ind w:firstLine="425" w:start="0" w:end="0"/>
-      <w:jc w:val="start"/>
-      <w:textAlignment w:val="auto"/>
-    </w:pPr>
-    <w:rPr>
-      <w:kern w:val="2"/>
-    </w:rPr>
-  </w:style>
-  <w:style w:type="paragraph" w:styleId="Index1">
-    <w:name w:val="index 1"/>
-    <w:basedOn w:val="Normal"/>
-    <w:next w:val="Normal"/>
-    <w:pPr>
-      <w:ind w:hanging="210" w:start="210" w:end="0"/>
-    </w:pPr>
-    <w:rPr/>
-  </w:style>
-  <w:style w:type="paragraph" w:styleId="IndexHeading">
-    <w:name w:val="index heading"/>
-    <w:basedOn w:val="Normal"/>
-    <w:next w:val="Normal"/>
-    <w:pPr>
-      <w:jc w:val="start"/>
-    </w:pPr>
-    <w:rPr/>
-  </w:style>
-  <w:style w:type="paragraph" w:styleId="Style22">
-    <w:name w:val="列表项目符号"/>
-    <w:basedOn w:val="Normal"/>
-    <w:qFormat/>
+      <w:lang w:val="en-US" w:eastAsia="zh-CN" w:bidi="ar-SA"/>
+    </w:rPr>
+  </w:style>
+  <w:style w:type="paragraph" w:customStyle="1" w:styleId="62">
+    <w:name w:val="列表项目符号1"/>
+    <w:basedOn w:val="1"/>
+    <w:qFormat/>
+    <w:uiPriority w:val="0"/>
     <w:pPr>
       <w:numPr>
         <w:ilvl w:val="0"/>
-        <w:numId w:val="4"/>
+        <w:numId w:val="2"/>
       </w:numPr>
-      <w:tabs>
-        <w:tab w:val="clear" w:pos="720"/>
-      </w:tabs>
-      <w:ind w:hanging="289" w:start="794" w:end="0"/>
-    </w:pPr>
-    <w:rPr/>
-  </w:style>
-  <w:style w:type="paragraph" w:styleId="2">
-    <w:name w:val="列表项目符号 2"/>
-    <w:basedOn w:val="Normal"/>
-    <w:qFormat/>
+      <w:ind w:left="794" w:right="0" w:hanging="289"/>
+    </w:pPr>
+  </w:style>
+  <w:style w:type="paragraph" w:customStyle="1" w:styleId="63">
+    <w:name w:val="列表项目符号 21"/>
+    <w:basedOn w:val="1"/>
+    <w:qFormat/>
+    <w:uiPriority w:val="0"/>
     <w:pPr>
       <w:numPr>
         <w:ilvl w:val="0"/>
         <w:numId w:val="3"/>
       </w:numPr>
       <w:tabs>
+        <w:tab w:val="left" w:pos="782"/>
+        <w:tab w:val="left" w:pos="865"/>
         <w:tab w:val="clear" w:pos="720"/>
-        <w:tab w:val="left" w:pos="782" w:leader="none"/>
-        <w:tab w:val="left" w:pos="865" w:leader="none"/>
       </w:tabs>
-      <w:ind w:hanging="0" w:start="865" w:end="0"/>
-    </w:pPr>
-    <w:rPr/>
-  </w:style>
-  <w:style w:type="paragraph" w:styleId="3">
-    <w:name w:val="列表项目符号 3"/>
-    <w:basedOn w:val="Normal"/>
-    <w:qFormat/>
+      <w:ind w:left="865" w:right="0" w:firstLine="0"/>
+    </w:pPr>
+  </w:style>
+  <w:style w:type="paragraph" w:customStyle="1" w:styleId="64">
+    <w:name w:val="列表项目符号 31"/>
+    <w:basedOn w:val="1"/>
+    <w:qFormat/>
+    <w:uiPriority w:val="0"/>
     <w:pPr>
       <w:numPr>
         <w:ilvl w:val="0"/>
-        <w:numId w:val="2"/>
+        <w:numId w:val="4"/>
       </w:numPr>
-      <w:ind w:hanging="249" w:start="1100" w:end="0"/>
-    </w:pPr>
-    <w:rPr/>
-  </w:style>
-  <w:style w:type="paragraph" w:styleId="StructurePrototype">
+      <w:ind w:left="1100" w:right="0" w:hanging="249"/>
+    </w:pPr>
+  </w:style>
+  <w:style w:type="paragraph" w:customStyle="1" w:styleId="65">
     <w:name w:val="Structure Prototype"/>
-    <w:basedOn w:val="Normal"/>
-    <w:qFormat/>
+    <w:basedOn w:val="1"/>
+    <w:qFormat/>
+    <w:uiPriority w:val="0"/>
     <w:pPr>
       <w:widowControl/>
-      <w:spacing w:lineRule="exact" w:line="260" w:before="0" w:after="60"/>
-      <w:ind w:firstLineChars="0" w:firstLine="0" w:startChars="200" w:endChars="0" w:end="0"/>
+      <w:spacing w:before="0" w:after="60" w:line="260" w:lineRule="exact"/>
+      <w:ind w:leftChars="200" w:right="0" w:rightChars="0" w:firstLine="0" w:firstLineChars="0"/>
       <w:textAlignment w:val="auto"/>
     </w:pPr>
     <w:rPr>
@@ -2093,18 +2449,19 @@
       <w:lang w:val="zh-CN" w:eastAsia="zh-CN"/>
     </w:rPr>
   </w:style>
-  <w:style w:type="paragraph" w:styleId="Style110">
+  <w:style w:type="paragraph" w:customStyle="1" w:styleId="66">
     <w:name w:val="Style1"/>
-    <w:basedOn w:val="Heading5"/>
-    <w:qFormat/>
+    <w:basedOn w:val="6"/>
+    <w:qFormat/>
+    <w:uiPriority w:val="0"/>
     <w:pPr>
       <w:widowControl/>
       <w:numPr>
         <w:ilvl w:val="0"/>
         <w:numId w:val="0"/>
       </w:numPr>
-      <w:spacing w:lineRule="auto" w:line="240" w:before="280" w:after="280"/>
-      <w:ind w:firstLineChars="200" w:startChars="0" w:start="0" w:endChars="0" w:end="0"/>
+      <w:spacing w:before="280" w:after="280" w:line="240" w:lineRule="auto"/>
+      <w:ind w:left="0" w:leftChars="0" w:right="0" w:rightChars="0" w:firstLineChars="200"/>
       <w:textAlignment w:val="auto"/>
       <w:outlineLvl w:val="9"/>
     </w:pPr>
@@ -2112,24 +2469,25 @@
       <w:sz w:val="21"/>
     </w:rPr>
   </w:style>
-  <w:style w:type="paragraph" w:styleId="Style23">
-    <w:name w:val="图表目录"/>
-    <w:basedOn w:val="Normal"/>
-    <w:next w:val="Normal"/>
-    <w:qFormat/>
-    <w:pPr>
-      <w:ind w:hanging="480" w:start="480" w:end="0"/>
-    </w:pPr>
-    <w:rPr/>
-  </w:style>
-  <w:style w:type="paragraph" w:styleId="Text">
+  <w:style w:type="paragraph" w:customStyle="1" w:styleId="67">
+    <w:name w:val="图表目录1"/>
+    <w:basedOn w:val="1"/>
+    <w:next w:val="1"/>
+    <w:qFormat/>
+    <w:uiPriority w:val="0"/>
+    <w:pPr>
+      <w:ind w:left="480" w:right="0" w:hanging="480"/>
+    </w:pPr>
+  </w:style>
+  <w:style w:type="paragraph" w:customStyle="1" w:styleId="68">
     <w:name w:val="Text"/>
-    <w:basedOn w:val="Normal"/>
-    <w:qFormat/>
+    <w:basedOn w:val="1"/>
+    <w:qFormat/>
+    <w:uiPriority w:val="0"/>
     <w:pPr>
       <w:widowControl/>
-      <w:spacing w:lineRule="auto" w:line="240"/>
-      <w:ind w:firstLine="475" w:start="0" w:end="0"/>
+      <w:spacing w:line="240" w:lineRule="auto"/>
+      <w:ind w:left="0" w:right="0" w:firstLine="475"/>
       <w:jc w:val="both"/>
       <w:textAlignment w:val="auto"/>
     </w:pPr>
@@ -2137,55 +2495,21 @@
       <w:szCs w:val="24"/>
     </w:rPr>
   </w:style>
-  <w:style w:type="paragraph" w:styleId="TOC1">
-    <w:name w:val="toc 1"/>
-    <w:basedOn w:val="Normal"/>
-    <w:next w:val="Normal"/>
-    <w:pPr>
-      <w:spacing w:lineRule="auto" w:line="240"/>
-    </w:pPr>
-    <w:rPr>
-      <w:sz w:val="16"/>
-    </w:rPr>
-  </w:style>
-  <w:style w:type="paragraph" w:styleId="TOC2">
-    <w:name w:val="toc 2"/>
-    <w:basedOn w:val="Normal"/>
-    <w:next w:val="Normal"/>
-    <w:pPr>
-      <w:ind w:hanging="0" w:start="210" w:end="0"/>
-    </w:pPr>
-    <w:rPr/>
-  </w:style>
-  <w:style w:type="paragraph" w:styleId="TOC3">
-    <w:name w:val="toc 3"/>
-    <w:basedOn w:val="Normal"/>
-    <w:next w:val="Normal"/>
-    <w:pPr>
-      <w:widowControl/>
-      <w:spacing w:lineRule="auto" w:line="240"/>
-      <w:ind w:hanging="0" w:start="480" w:end="0"/>
-      <w:textAlignment w:val="auto"/>
-    </w:pPr>
-    <w:rPr>
-      <w:sz w:val="20"/>
-      <w:szCs w:val="24"/>
-    </w:rPr>
-  </w:style>
-  <w:style w:type="paragraph" w:styleId="TableContents">
+  <w:style w:type="paragraph" w:customStyle="1" w:styleId="69">
     <w:name w:val="Table Contents"/>
-    <w:basedOn w:val="Normal"/>
-    <w:qFormat/>
-    <w:pPr>
-      <w:widowControl w:val="false"/>
+    <w:basedOn w:val="1"/>
+    <w:qFormat/>
+    <w:uiPriority w:val="0"/>
+    <w:pPr>
+      <w:widowControl w:val="0"/>
       <w:suppressLineNumbers/>
     </w:pPr>
-    <w:rPr/>
-  </w:style>
-  <w:style w:type="paragraph" w:styleId="TableHeading">
+  </w:style>
+  <w:style w:type="paragraph" w:customStyle="1" w:styleId="70">
     <w:name w:val="Table Heading"/>
-    <w:basedOn w:val="TableContents"/>
-    <w:qFormat/>
+    <w:basedOn w:val="69"/>
+    <w:qFormat/>
+    <w:uiPriority w:val="0"/>
     <w:pPr>
       <w:suppressLineNumbers/>
       <w:jc w:val="center"/>
@@ -2194,32 +2518,12 @@
       <w:b/>
       <w:bCs/>
     </w:rPr>
-  </w:style>
-  <w:style w:type="numbering" w:styleId="WW8Num1">
-    <w:name w:val="WW8Num1"/>
-    <w:qFormat/>
-  </w:style>
-  <w:style w:type="numbering" w:styleId="WW8Num2">
-    <w:name w:val="WW8Num2"/>
-    <w:qFormat/>
-  </w:style>
-  <w:style w:type="numbering" w:styleId="WW8Num3">
-    <w:name w:val="WW8Num3"/>
-    <w:qFormat/>
-  </w:style>
-  <w:style w:type="numbering" w:styleId="WW8Num4">
-    <w:name w:val="WW8Num4"/>
-    <w:qFormat/>
-  </w:style>
-  <w:style w:type="numbering" w:styleId="WW8Num5">
-    <w:name w:val="WW8Num5"/>
-    <w:qFormat/>
   </w:style>
 </w:styles>
 </file>
 
 <file path=word/theme/theme1.xml><?xml version="1.0" encoding="utf-8"?>
-<a:theme xmlns:a="http://schemas.openxmlformats.org/drawingml/2006/main" xmlns:r="http://schemas.openxmlformats.org/officeDocument/2006/relationships" name="Office">
+<a:theme xmlns:a="http://schemas.openxmlformats.org/drawingml/2006/main" name="Office">
   <a:themeElements>
     <a:clrScheme name="LibreOffice">
       <a:dk1>
@@ -2261,17 +2565,17 @@
     </a:clrScheme>
     <a:fontScheme name="Office">
       <a:majorFont>
-        <a:latin typeface="Arial" pitchFamily="0" charset="1"/>
-        <a:ea typeface="DejaVu Sans" pitchFamily="0" charset="1"/>
-        <a:cs typeface="DejaVu Sans" pitchFamily="0" charset="1"/>
+        <a:latin typeface="Arial"/>
+        <a:ea typeface="DejaVu Sans"/>
+        <a:cs typeface="DejaVu Sans"/>
       </a:majorFont>
       <a:minorFont>
-        <a:latin typeface="Arial" pitchFamily="0" charset="1"/>
-        <a:ea typeface="DejaVu Sans" pitchFamily="0" charset="1"/>
-        <a:cs typeface="DejaVu Sans" pitchFamily="0" charset="1"/>
+        <a:latin typeface="Arial"/>
+        <a:ea typeface="DejaVu Sans"/>
+        <a:cs typeface="DejaVu Sans"/>
       </a:minorFont>
     </a:fontScheme>
-    <a:fmtScheme>
+    <a:fmtScheme name="">
       <a:fillStyleLst>
         <a:solidFill>
           <a:schemeClr val="phClr"/>
@@ -2321,5 +2625,6 @@
       </a:bgFillStyleLst>
     </a:fmtScheme>
   </a:themeElements>
+  <a:objectDefaults/>
 </a:theme>
 </file>